--- a/docs/Huddl_Connect_UX_Design_Documentation.docx
+++ b/docs/Huddl_Connect_UX_Design_Documentation.docx
@@ -7,31 +7,17 @@
         <w:pStyle w:val="Title"/>
       </w:pPr>
       <w:r>
-        <w:rPr>
-          <w:color w:val="FF975C"/>
-          <w:sz w:val="56"/>
-        </w:rPr>
         <w:t>Huddl Connect</w:t>
       </w:r>
     </w:p>
     <w:p>
       <w:r>
-        <w:rPr>
-          <w:b/>
-          <w:i w:val="0"/>
-          <w:sz w:val="32"/>
-        </w:rPr>
         <w:t>UX Design Documentation</w:t>
       </w:r>
     </w:p>
     <w:p>
       <w:r>
-        <w:rPr>
-          <w:b w:val="0"/>
-          <w:i/>
-          <w:sz w:val="22"/>
-        </w:rPr>
-        <w:t>Version 2.1 | 05 April 2026</w:t>
+        <w:t>Version 3.0 | June 2026</w:t>
       </w:r>
     </w:p>
     <w:p>
@@ -44,2142 +30,13 @@
         <w:pStyle w:val="Heading1"/>
       </w:pPr>
       <w:r>
-        <w:rPr>
-          <w:color w:val="262A35"/>
-        </w:rPr>
-        <w:t>1. Executive Summary</w:t>
-      </w:r>
-    </w:p>
-    <w:p>
-      <w:r>
-        <w:rPr>
-          <w:b w:val="0"/>
-          <w:i w:val="0"/>
-          <w:sz w:val="22"/>
-        </w:rPr>
-        <w:t>Huddl Connect is designed as a warm, approachable mobile experience for parents. The UX prioritises simplicity, trust, and delight. Version 2.1 introduces the Deals tab, bringing the bottom navigation to 7 tabs and adding a new monetisation-driven feature that enhances the user value proposition.</w:t>
-      </w:r>
-    </w:p>
-    <w:p>
-      <w:pPr>
-        <w:pStyle w:val="Heading1"/>
-      </w:pPr>
-      <w:r>
-        <w:rPr>
-          <w:color w:val="262A35"/>
-        </w:rPr>
-        <w:t>2. Design Principles</w:t>
-      </w:r>
-    </w:p>
-    <w:p>
-      <w:pPr>
-        <w:pStyle w:val="Heading2"/>
-      </w:pPr>
-      <w:r>
-        <w:rPr>
-          <w:color w:val="262A35"/>
-        </w:rPr>
-        <w:t>Trust First</w:t>
-      </w:r>
-    </w:p>
-    <w:p>
-      <w:r>
-        <w:rPr>
-          <w:b w:val="0"/>
-          <w:i w:val="0"/>
-          <w:sz w:val="22"/>
-        </w:rPr>
-        <w:t>Every interaction reinforces safety and community trust. Verified accounts, moderated content, and transparent data practices.</w:t>
-      </w:r>
-    </w:p>
-    <w:p>
-      <w:pPr>
-        <w:pStyle w:val="Heading2"/>
-      </w:pPr>
-      <w:r>
-        <w:rPr>
-          <w:color w:val="262A35"/>
-        </w:rPr>
-        <w:t>Reduce Cognitive Load</w:t>
-      </w:r>
-    </w:p>
-    <w:p>
-      <w:r>
-        <w:rPr>
-          <w:b w:val="0"/>
-          <w:i w:val="0"/>
-          <w:sz w:val="22"/>
-        </w:rPr>
-        <w:t>Parents are busy. Surface the right content at the right time. AI-powered recommendations replace manual searching.</w:t>
-      </w:r>
-    </w:p>
-    <w:p>
-      <w:pPr>
-        <w:pStyle w:val="Heading2"/>
-      </w:pPr>
-      <w:r>
-        <w:rPr>
-          <w:color w:val="262A35"/>
-        </w:rPr>
-        <w:t>Celebrate Milestones</w:t>
-      </w:r>
-    </w:p>
-    <w:p>
-      <w:r>
-        <w:rPr>
-          <w:b w:val="0"/>
-          <w:i w:val="0"/>
-          <w:sz w:val="22"/>
-        </w:rPr>
-        <w:t>The parenting journey is full of milestones. The app acknowledges and celebrates them.</w:t>
-      </w:r>
-    </w:p>
-    <w:p>
-      <w:pPr>
-        <w:pStyle w:val="Heading2"/>
-      </w:pPr>
-      <w:r>
-        <w:rPr>
-          <w:color w:val="262A35"/>
-        </w:rPr>
-        <w:t>Save Money, Save Time</w:t>
-      </w:r>
-    </w:p>
-    <w:p>
-      <w:r>
-        <w:rPr>
-          <w:b w:val="0"/>
-          <w:i w:val="0"/>
-          <w:sz w:val="22"/>
-        </w:rPr>
-        <w:t>The Deals tab directly addresses parents' financial pressures with curated savings opportunities.</w:t>
-      </w:r>
-    </w:p>
-    <w:p>
-      <w:pPr>
-        <w:pStyle w:val="Heading1"/>
-      </w:pPr>
-      <w:r>
-        <w:rPr>
-          <w:color w:val="262A35"/>
-        </w:rPr>
-        <w:t>3. Information Architecture</w:t>
-      </w:r>
-    </w:p>
-    <w:p>
-      <w:pPr>
-        <w:pStyle w:val="Heading2"/>
-      </w:pPr>
-      <w:r>
-        <w:rPr>
-          <w:color w:val="262A35"/>
-        </w:rPr>
-        <w:t>3.1 Navigation Model - 7-Tab Bottom Bar</w:t>
-      </w:r>
-    </w:p>
-    <w:p>
-      <w:r>
-        <w:rPr>
-          <w:b w:val="0"/>
-          <w:i w:val="0"/>
-          <w:sz w:val="22"/>
-        </w:rPr>
-        <w:t>The bottom navigation uses a custom floating pill-shaped bar with 7 equally-spaced icons. Each tab has an outlined (inactive) and filled (active) icon variant with the Huddl orange accent colour.</w:t>
+        <w:t>Document Control</w:t>
       </w:r>
     </w:p>
     <w:tbl>
       <w:tblPr>
-        <w:tblStyle w:val="LightGrid-Accent1"/>
+        <w:tblStyle w:val="TableGrid"/>
         <w:tblW w:type="auto" w:w="0"/>
-        <w:jc w:val="center"/>
-        <w:tblLook w:firstColumn="1" w:firstRow="1" w:lastColumn="0" w:lastRow="0" w:noHBand="0" w:noVBand="1" w:val="04A0"/>
-      </w:tblPr>
-      <w:tblGrid>
-        <w:gridCol w:w="2880"/>
-        <w:gridCol w:w="2880"/>
-        <w:gridCol w:w="2880"/>
-      </w:tblGrid>
-      <w:tr>
-        <w:tc>
-          <w:tcPr>
-            <w:tcW w:type="dxa" w:w="2880"/>
-            <w:shd w:val="clear" w:color="auto" w:fill="FF975C"/>
-          </w:tcPr>
-          <w:p>
-            <w:r>
-              <w:rPr>
-                <w:b/>
-                <w:sz w:val="20"/>
-              </w:rPr>
-              <w:t>Tab</w:t>
-            </w:r>
-          </w:p>
-        </w:tc>
-        <w:tc>
-          <w:tcPr>
-            <w:tcW w:type="dxa" w:w="2880"/>
-            <w:shd w:val="clear" w:color="auto" w:fill="FF975C"/>
-          </w:tcPr>
-          <w:p>
-            <w:r>
-              <w:rPr>
-                <w:b/>
-                <w:sz w:val="20"/>
-              </w:rPr>
-              <w:t>Primary Action</w:t>
-            </w:r>
-          </w:p>
-        </w:tc>
-        <w:tc>
-          <w:tcPr>
-            <w:tcW w:type="dxa" w:w="2880"/>
-            <w:shd w:val="clear" w:color="auto" w:fill="FF975C"/>
-          </w:tcPr>
-          <w:p>
-            <w:r>
-              <w:rPr>
-                <w:b/>
-                <w:sz w:val="20"/>
-              </w:rPr>
-              <w:t>Secondary Actions</w:t>
-            </w:r>
-          </w:p>
-        </w:tc>
-      </w:tr>
-      <w:tr>
-        <w:tc>
-          <w:tcPr>
-            <w:tcW w:type="dxa" w:w="2880"/>
-          </w:tcPr>
-          <w:p>
-            <w:r>
-              <w:rPr>
-                <w:sz w:val="20"/>
-              </w:rPr>
-              <w:t>MyHuddl</w:t>
-            </w:r>
-          </w:p>
-        </w:tc>
-        <w:tc>
-          <w:tcPr>
-            <w:tcW w:type="dxa" w:w="2880"/>
-          </w:tcPr>
-          <w:p>
-            <w:r>
-              <w:rPr>
-                <w:sz w:val="20"/>
-              </w:rPr>
-              <w:t>View dashboard</w:t>
-            </w:r>
-          </w:p>
-        </w:tc>
-        <w:tc>
-          <w:tcPr>
-            <w:tcW w:type="dxa" w:w="2880"/>
-          </w:tcPr>
-          <w:p>
-            <w:r>
-              <w:rPr>
-                <w:sz w:val="20"/>
-              </w:rPr>
-              <w:t>Tap cards to explore sections</w:t>
-            </w:r>
-          </w:p>
-        </w:tc>
-      </w:tr>
-      <w:tr>
-        <w:tc>
-          <w:tcPr>
-            <w:tcW w:type="dxa" w:w="2880"/>
-          </w:tcPr>
-          <w:p>
-            <w:r>
-              <w:rPr>
-                <w:sz w:val="20"/>
-              </w:rPr>
-              <w:t>Chat</w:t>
-            </w:r>
-          </w:p>
-        </w:tc>
-        <w:tc>
-          <w:tcPr>
-            <w:tcW w:type="dxa" w:w="2880"/>
-          </w:tcPr>
-          <w:p>
-            <w:r>
-              <w:rPr>
-                <w:sz w:val="20"/>
-              </w:rPr>
-              <w:t>Read messages</w:t>
-            </w:r>
-          </w:p>
-        </w:tc>
-        <w:tc>
-          <w:tcPr>
-            <w:tcW w:type="dxa" w:w="2880"/>
-          </w:tcPr>
-          <w:p>
-            <w:r>
-              <w:rPr>
-                <w:sz w:val="20"/>
-              </w:rPr>
-              <w:t>Create group, start DM, search</w:t>
-            </w:r>
-          </w:p>
-        </w:tc>
-      </w:tr>
-      <w:tr>
-        <w:tc>
-          <w:tcPr>
-            <w:tcW w:type="dxa" w:w="2880"/>
-          </w:tcPr>
-          <w:p>
-            <w:r>
-              <w:rPr>
-                <w:sz w:val="20"/>
-              </w:rPr>
-              <w:t>Mingle</w:t>
-            </w:r>
-          </w:p>
-        </w:tc>
-        <w:tc>
-          <w:tcPr>
-            <w:tcW w:type="dxa" w:w="2880"/>
-          </w:tcPr>
-          <w:p>
-            <w:r>
-              <w:rPr>
-                <w:sz w:val="20"/>
-              </w:rPr>
-              <w:t>Browse events</w:t>
-            </w:r>
-          </w:p>
-        </w:tc>
-        <w:tc>
-          <w:tcPr>
-            <w:tcW w:type="dxa" w:w="2880"/>
-          </w:tcPr>
-          <w:p>
-            <w:r>
-              <w:rPr>
-                <w:sz w:val="20"/>
-              </w:rPr>
-              <w:t>Create meetup (FAB), filter, map view</w:t>
-            </w:r>
-          </w:p>
-        </w:tc>
-      </w:tr>
-      <w:tr>
-        <w:tc>
-          <w:tcPr>
-            <w:tcW w:type="dxa" w:w="2880"/>
-          </w:tcPr>
-          <w:p>
-            <w:r>
-              <w:rPr>
-                <w:sz w:val="20"/>
-              </w:rPr>
-              <w:t>Preloved</w:t>
-            </w:r>
-          </w:p>
-        </w:tc>
-        <w:tc>
-          <w:tcPr>
-            <w:tcW w:type="dxa" w:w="2880"/>
-          </w:tcPr>
-          <w:p>
-            <w:r>
-              <w:rPr>
-                <w:sz w:val="20"/>
-              </w:rPr>
-              <w:t>Browse items</w:t>
-            </w:r>
-          </w:p>
-        </w:tc>
-        <w:tc>
-          <w:tcPr>
-            <w:tcW w:type="dxa" w:w="2880"/>
-          </w:tcPr>
-          <w:p>
-            <w:r>
-              <w:rPr>
-                <w:sz w:val="20"/>
-              </w:rPr>
-              <w:t>Create listing, search, filter by category</w:t>
-            </w:r>
-          </w:p>
-        </w:tc>
-      </w:tr>
-      <w:tr>
-        <w:tc>
-          <w:tcPr>
-            <w:tcW w:type="dxa" w:w="2880"/>
-          </w:tcPr>
-          <w:p>
-            <w:r>
-              <w:rPr>
-                <w:sz w:val="20"/>
-              </w:rPr>
-              <w:t>Trips</w:t>
-            </w:r>
-          </w:p>
-        </w:tc>
-        <w:tc>
-          <w:tcPr>
-            <w:tcW w:type="dxa" w:w="2880"/>
-          </w:tcPr>
-          <w:p>
-            <w:r>
-              <w:rPr>
-                <w:sz w:val="20"/>
-              </w:rPr>
-              <w:t>Browse destinations</w:t>
-            </w:r>
-          </w:p>
-        </w:tc>
-        <w:tc>
-          <w:tcPr>
-            <w:tcW w:type="dxa" w:w="2880"/>
-          </w:tcPr>
-          <w:p>
-            <w:r>
-              <w:rPr>
-                <w:sz w:val="20"/>
-              </w:rPr>
-              <w:t>Travel concierge, packing lists, parents abroad</w:t>
-            </w:r>
-          </w:p>
-        </w:tc>
-      </w:tr>
-      <w:tr>
-        <w:tc>
-          <w:tcPr>
-            <w:tcW w:type="dxa" w:w="2880"/>
-          </w:tcPr>
-          <w:p>
-            <w:r>
-              <w:rPr>
-                <w:sz w:val="20"/>
-              </w:rPr>
-              <w:t>Deals</w:t>
-            </w:r>
-          </w:p>
-        </w:tc>
-        <w:tc>
-          <w:tcPr>
-            <w:tcW w:type="dxa" w:w="2880"/>
-          </w:tcPr>
-          <w:p>
-            <w:r>
-              <w:rPr>
-                <w:sz w:val="20"/>
-              </w:rPr>
-              <w:t>Browse stores/coupons</w:t>
-            </w:r>
-          </w:p>
-        </w:tc>
-        <w:tc>
-          <w:tcPr>
-            <w:tcW w:type="dxa" w:w="2880"/>
-          </w:tcPr>
-          <w:p>
-            <w:r>
-              <w:rPr>
-                <w:sz w:val="20"/>
-              </w:rPr>
-              <w:t>Search stores, view categories, copy codes</w:t>
-            </w:r>
-          </w:p>
-        </w:tc>
-      </w:tr>
-      <w:tr>
-        <w:tc>
-          <w:tcPr>
-            <w:tcW w:type="dxa" w:w="2880"/>
-          </w:tcPr>
-          <w:p>
-            <w:r>
-              <w:rPr>
-                <w:sz w:val="20"/>
-              </w:rPr>
-              <w:t>Profile</w:t>
-            </w:r>
-          </w:p>
-        </w:tc>
-        <w:tc>
-          <w:tcPr>
-            <w:tcW w:type="dxa" w:w="2880"/>
-          </w:tcPr>
-          <w:p>
-            <w:r>
-              <w:rPr>
-                <w:sz w:val="20"/>
-              </w:rPr>
-              <w:t>View profile</w:t>
-            </w:r>
-          </w:p>
-        </w:tc>
-        <w:tc>
-          <w:tcPr>
-            <w:tcW w:type="dxa" w:w="2880"/>
-          </w:tcPr>
-          <w:p>
-            <w:r>
-              <w:rPr>
-                <w:sz w:val="20"/>
-              </w:rPr>
-              <w:t>Edit, subscription, settings, tutorial</w:t>
-            </w:r>
-          </w:p>
-        </w:tc>
-      </w:tr>
-    </w:tbl>
-    <w:p>
-      <w:pPr>
-        <w:pStyle w:val="Heading2"/>
-      </w:pPr>
-      <w:r>
-        <w:rPr>
-          <w:color w:val="262A35"/>
-        </w:rPr>
-        <w:t>3.2 Complete Screen Inventory</w:t>
-      </w:r>
-    </w:p>
-    <w:tbl>
-      <w:tblPr>
-        <w:tblStyle w:val="LightGrid-Accent1"/>
-        <w:tblW w:type="auto" w:w="0"/>
-        <w:jc w:val="center"/>
-        <w:tblLook w:firstColumn="1" w:firstRow="1" w:lastColumn="0" w:lastRow="0" w:noHBand="0" w:noVBand="1" w:val="04A0"/>
-      </w:tblPr>
-      <w:tblGrid>
-        <w:gridCol w:w="2880"/>
-        <w:gridCol w:w="2880"/>
-        <w:gridCol w:w="2880"/>
-      </w:tblGrid>
-      <w:tr>
-        <w:tc>
-          <w:tcPr>
-            <w:tcW w:type="dxa" w:w="2880"/>
-            <w:shd w:val="clear" w:color="auto" w:fill="FF975C"/>
-          </w:tcPr>
-          <w:p>
-            <w:r>
-              <w:rPr>
-                <w:b/>
-                <w:sz w:val="20"/>
-              </w:rPr>
-              <w:t>Screen</w:t>
-            </w:r>
-          </w:p>
-        </w:tc>
-        <w:tc>
-          <w:tcPr>
-            <w:tcW w:type="dxa" w:w="2880"/>
-            <w:shd w:val="clear" w:color="auto" w:fill="FF975C"/>
-          </w:tcPr>
-          <w:p>
-            <w:r>
-              <w:rPr>
-                <w:b/>
-                <w:sz w:val="20"/>
-              </w:rPr>
-              <w:t>Route</w:t>
-            </w:r>
-          </w:p>
-        </w:tc>
-        <w:tc>
-          <w:tcPr>
-            <w:tcW w:type="dxa" w:w="2880"/>
-            <w:shd w:val="clear" w:color="auto" w:fill="FF975C"/>
-          </w:tcPr>
-          <w:p>
-            <w:r>
-              <w:rPr>
-                <w:b/>
-                <w:sz w:val="20"/>
-              </w:rPr>
-              <w:t>Access</w:t>
-            </w:r>
-          </w:p>
-        </w:tc>
-      </w:tr>
-      <w:tr>
-        <w:tc>
-          <w:tcPr>
-            <w:tcW w:type="dxa" w:w="2880"/>
-          </w:tcPr>
-          <w:p>
-            <w:r>
-              <w:rPr>
-                <w:sz w:val="20"/>
-              </w:rPr>
-              <w:t>Splash</w:t>
-            </w:r>
-          </w:p>
-        </w:tc>
-        <w:tc>
-          <w:tcPr>
-            <w:tcW w:type="dxa" w:w="2880"/>
-          </w:tcPr>
-          <w:p>
-            <w:r>
-              <w:rPr>
-                <w:sz w:val="20"/>
-              </w:rPr>
-              <w:t>/splash</w:t>
-            </w:r>
-          </w:p>
-        </w:tc>
-        <w:tc>
-          <w:tcPr>
-            <w:tcW w:type="dxa" w:w="2880"/>
-          </w:tcPr>
-          <w:p>
-            <w:r>
-              <w:rPr>
-                <w:sz w:val="20"/>
-              </w:rPr>
-              <w:t>App launch</w:t>
-            </w:r>
-          </w:p>
-        </w:tc>
-      </w:tr>
-      <w:tr>
-        <w:tc>
-          <w:tcPr>
-            <w:tcW w:type="dxa" w:w="2880"/>
-          </w:tcPr>
-          <w:p>
-            <w:r>
-              <w:rPr>
-                <w:sz w:val="20"/>
-              </w:rPr>
-              <w:t>Onboarding Carousel</w:t>
-            </w:r>
-          </w:p>
-        </w:tc>
-        <w:tc>
-          <w:tcPr>
-            <w:tcW w:type="dxa" w:w="2880"/>
-          </w:tcPr>
-          <w:p>
-            <w:r>
-              <w:rPr>
-                <w:sz w:val="20"/>
-              </w:rPr>
-              <w:t>/onboarding</w:t>
-            </w:r>
-          </w:p>
-        </w:tc>
-        <w:tc>
-          <w:tcPr>
-            <w:tcW w:type="dxa" w:w="2880"/>
-          </w:tcPr>
-          <w:p>
-            <w:r>
-              <w:rPr>
-                <w:sz w:val="20"/>
-              </w:rPr>
-              <w:t>First launch</w:t>
-            </w:r>
-          </w:p>
-        </w:tc>
-      </w:tr>
-      <w:tr>
-        <w:tc>
-          <w:tcPr>
-            <w:tcW w:type="dxa" w:w="2880"/>
-          </w:tcPr>
-          <w:p>
-            <w:r>
-              <w:rPr>
-                <w:sz w:val="20"/>
-              </w:rPr>
-              <w:t>Name Input</w:t>
-            </w:r>
-          </w:p>
-        </w:tc>
-        <w:tc>
-          <w:tcPr>
-            <w:tcW w:type="dxa" w:w="2880"/>
-          </w:tcPr>
-          <w:p>
-            <w:r>
-              <w:rPr>
-                <w:sz w:val="20"/>
-              </w:rPr>
-              <w:t>/name_input</w:t>
-            </w:r>
-          </w:p>
-        </w:tc>
-        <w:tc>
-          <w:tcPr>
-            <w:tcW w:type="dxa" w:w="2880"/>
-          </w:tcPr>
-          <w:p>
-            <w:r>
-              <w:rPr>
-                <w:sz w:val="20"/>
-              </w:rPr>
-              <w:t>Onboarding flow</w:t>
-            </w:r>
-          </w:p>
-        </w:tc>
-      </w:tr>
-      <w:tr>
-        <w:tc>
-          <w:tcPr>
-            <w:tcW w:type="dxa" w:w="2880"/>
-          </w:tcPr>
-          <w:p>
-            <w:r>
-              <w:rPr>
-                <w:sz w:val="20"/>
-              </w:rPr>
-              <w:t>Parent Type</w:t>
-            </w:r>
-          </w:p>
-        </w:tc>
-        <w:tc>
-          <w:tcPr>
-            <w:tcW w:type="dxa" w:w="2880"/>
-          </w:tcPr>
-          <w:p>
-            <w:r>
-              <w:rPr>
-                <w:sz w:val="20"/>
-              </w:rPr>
-              <w:t>/parent_type</w:t>
-            </w:r>
-          </w:p>
-        </w:tc>
-        <w:tc>
-          <w:tcPr>
-            <w:tcW w:type="dxa" w:w="2880"/>
-          </w:tcPr>
-          <w:p>
-            <w:r>
-              <w:rPr>
-                <w:sz w:val="20"/>
-              </w:rPr>
-              <w:t>Onboarding flow</w:t>
-            </w:r>
-          </w:p>
-        </w:tc>
-      </w:tr>
-      <w:tr>
-        <w:tc>
-          <w:tcPr>
-            <w:tcW w:type="dxa" w:w="2880"/>
-          </w:tcPr>
-          <w:p>
-            <w:r>
-              <w:rPr>
-                <w:sz w:val="20"/>
-              </w:rPr>
-              <w:t>Stage of Life</w:t>
-            </w:r>
-          </w:p>
-        </w:tc>
-        <w:tc>
-          <w:tcPr>
-            <w:tcW w:type="dxa" w:w="2880"/>
-          </w:tcPr>
-          <w:p>
-            <w:r>
-              <w:rPr>
-                <w:sz w:val="20"/>
-              </w:rPr>
-              <w:t>/stage_of_life</w:t>
-            </w:r>
-          </w:p>
-        </w:tc>
-        <w:tc>
-          <w:tcPr>
-            <w:tcW w:type="dxa" w:w="2880"/>
-          </w:tcPr>
-          <w:p>
-            <w:r>
-              <w:rPr>
-                <w:sz w:val="20"/>
-              </w:rPr>
-              <w:t>Onboarding flow</w:t>
-            </w:r>
-          </w:p>
-        </w:tc>
-      </w:tr>
-      <w:tr>
-        <w:tc>
-          <w:tcPr>
-            <w:tcW w:type="dxa" w:w="2880"/>
-          </w:tcPr>
-          <w:p>
-            <w:r>
-              <w:rPr>
-                <w:sz w:val="20"/>
-              </w:rPr>
-              <w:t>Postcode</w:t>
-            </w:r>
-          </w:p>
-        </w:tc>
-        <w:tc>
-          <w:tcPr>
-            <w:tcW w:type="dxa" w:w="2880"/>
-          </w:tcPr>
-          <w:p>
-            <w:r>
-              <w:rPr>
-                <w:sz w:val="20"/>
-              </w:rPr>
-              <w:t>/postcode</w:t>
-            </w:r>
-          </w:p>
-        </w:tc>
-        <w:tc>
-          <w:tcPr>
-            <w:tcW w:type="dxa" w:w="2880"/>
-          </w:tcPr>
-          <w:p>
-            <w:r>
-              <w:rPr>
-                <w:sz w:val="20"/>
-              </w:rPr>
-              <w:t>Onboarding flow</w:t>
-            </w:r>
-          </w:p>
-        </w:tc>
-      </w:tr>
-      <w:tr>
-        <w:tc>
-          <w:tcPr>
-            <w:tcW w:type="dxa" w:w="2880"/>
-          </w:tcPr>
-          <w:p>
-            <w:r>
-              <w:rPr>
-                <w:sz w:val="20"/>
-              </w:rPr>
-              <w:t>Phone Verification</w:t>
-            </w:r>
-          </w:p>
-        </w:tc>
-        <w:tc>
-          <w:tcPr>
-            <w:tcW w:type="dxa" w:w="2880"/>
-          </w:tcPr>
-          <w:p>
-            <w:r>
-              <w:rPr>
-                <w:sz w:val="20"/>
-              </w:rPr>
-              <w:t>/verification</w:t>
-            </w:r>
-          </w:p>
-        </w:tc>
-        <w:tc>
-          <w:tcPr>
-            <w:tcW w:type="dxa" w:w="2880"/>
-          </w:tcPr>
-          <w:p>
-            <w:r>
-              <w:rPr>
-                <w:sz w:val="20"/>
-              </w:rPr>
-              <w:t>Auth flow</w:t>
-            </w:r>
-          </w:p>
-        </w:tc>
-      </w:tr>
-      <w:tr>
-        <w:tc>
-          <w:tcPr>
-            <w:tcW w:type="dxa" w:w="2880"/>
-          </w:tcPr>
-          <w:p>
-            <w:r>
-              <w:rPr>
-                <w:sz w:val="20"/>
-              </w:rPr>
-              <w:t>Login</w:t>
-            </w:r>
-          </w:p>
-        </w:tc>
-        <w:tc>
-          <w:tcPr>
-            <w:tcW w:type="dxa" w:w="2880"/>
-          </w:tcPr>
-          <w:p>
-            <w:r>
-              <w:rPr>
-                <w:sz w:val="20"/>
-              </w:rPr>
-              <w:t>/login</w:t>
-            </w:r>
-          </w:p>
-        </w:tc>
-        <w:tc>
-          <w:tcPr>
-            <w:tcW w:type="dxa" w:w="2880"/>
-          </w:tcPr>
-          <w:p>
-            <w:r>
-              <w:rPr>
-                <w:sz w:val="20"/>
-              </w:rPr>
-              <w:t>Returning users</w:t>
-            </w:r>
-          </w:p>
-        </w:tc>
-      </w:tr>
-      <w:tr>
-        <w:tc>
-          <w:tcPr>
-            <w:tcW w:type="dxa" w:w="2880"/>
-          </w:tcPr>
-          <w:p>
-            <w:r>
-              <w:rPr>
-                <w:sz w:val="20"/>
-              </w:rPr>
-              <w:t>Home (MainShell)</w:t>
-            </w:r>
-          </w:p>
-        </w:tc>
-        <w:tc>
-          <w:tcPr>
-            <w:tcW w:type="dxa" w:w="2880"/>
-          </w:tcPr>
-          <w:p>
-            <w:r>
-              <w:rPr>
-                <w:sz w:val="20"/>
-              </w:rPr>
-              <w:t>/home</w:t>
-            </w:r>
-          </w:p>
-        </w:tc>
-        <w:tc>
-          <w:tcPr>
-            <w:tcW w:type="dxa" w:w="2880"/>
-          </w:tcPr>
-          <w:p>
-            <w:r>
-              <w:rPr>
-                <w:sz w:val="20"/>
-              </w:rPr>
-              <w:t>Post-auth</w:t>
-            </w:r>
-          </w:p>
-        </w:tc>
-      </w:tr>
-      <w:tr>
-        <w:tc>
-          <w:tcPr>
-            <w:tcW w:type="dxa" w:w="2880"/>
-          </w:tcPr>
-          <w:p>
-            <w:r>
-              <w:rPr>
-                <w:sz w:val="20"/>
-              </w:rPr>
-              <w:t>Group Chat</w:t>
-            </w:r>
-          </w:p>
-        </w:tc>
-        <w:tc>
-          <w:tcPr>
-            <w:tcW w:type="dxa" w:w="2880"/>
-          </w:tcPr>
-          <w:p>
-            <w:r>
-              <w:rPr>
-                <w:sz w:val="20"/>
-              </w:rPr>
-              <w:t>/group_chat</w:t>
-            </w:r>
-          </w:p>
-        </w:tc>
-        <w:tc>
-          <w:tcPr>
-            <w:tcW w:type="dxa" w:w="2880"/>
-          </w:tcPr>
-          <w:p>
-            <w:r>
-              <w:rPr>
-                <w:sz w:val="20"/>
-              </w:rPr>
-              <w:t>Chat tab</w:t>
-            </w:r>
-          </w:p>
-        </w:tc>
-      </w:tr>
-      <w:tr>
-        <w:tc>
-          <w:tcPr>
-            <w:tcW w:type="dxa" w:w="2880"/>
-          </w:tcPr>
-          <w:p>
-            <w:r>
-              <w:rPr>
-                <w:sz w:val="20"/>
-              </w:rPr>
-              <w:t>DM Chat</w:t>
-            </w:r>
-          </w:p>
-        </w:tc>
-        <w:tc>
-          <w:tcPr>
-            <w:tcW w:type="dxa" w:w="2880"/>
-          </w:tcPr>
-          <w:p>
-            <w:r>
-              <w:rPr>
-                <w:sz w:val="20"/>
-              </w:rPr>
-              <w:t>/dm_chat</w:t>
-            </w:r>
-          </w:p>
-        </w:tc>
-        <w:tc>
-          <w:tcPr>
-            <w:tcW w:type="dxa" w:w="2880"/>
-          </w:tcPr>
-          <w:p>
-            <w:r>
-              <w:rPr>
-                <w:sz w:val="20"/>
-              </w:rPr>
-              <w:t>Chat tab</w:t>
-            </w:r>
-          </w:p>
-        </w:tc>
-      </w:tr>
-      <w:tr>
-        <w:tc>
-          <w:tcPr>
-            <w:tcW w:type="dxa" w:w="2880"/>
-          </w:tcPr>
-          <w:p>
-            <w:r>
-              <w:rPr>
-                <w:sz w:val="20"/>
-              </w:rPr>
-              <w:t>Event Detail</w:t>
-            </w:r>
-          </w:p>
-        </w:tc>
-        <w:tc>
-          <w:tcPr>
-            <w:tcW w:type="dxa" w:w="2880"/>
-          </w:tcPr>
-          <w:p>
-            <w:r>
-              <w:rPr>
-                <w:sz w:val="20"/>
-              </w:rPr>
-              <w:t>/event_detail</w:t>
-            </w:r>
-          </w:p>
-        </w:tc>
-        <w:tc>
-          <w:tcPr>
-            <w:tcW w:type="dxa" w:w="2880"/>
-          </w:tcPr>
-          <w:p>
-            <w:r>
-              <w:rPr>
-                <w:sz w:val="20"/>
-              </w:rPr>
-              <w:t>Mingle tab</w:t>
-            </w:r>
-          </w:p>
-        </w:tc>
-      </w:tr>
-      <w:tr>
-        <w:tc>
-          <w:tcPr>
-            <w:tcW w:type="dxa" w:w="2880"/>
-          </w:tcPr>
-          <w:p>
-            <w:r>
-              <w:rPr>
-                <w:sz w:val="20"/>
-              </w:rPr>
-              <w:t>Create Meetup</w:t>
-            </w:r>
-          </w:p>
-        </w:tc>
-        <w:tc>
-          <w:tcPr>
-            <w:tcW w:type="dxa" w:w="2880"/>
-          </w:tcPr>
-          <w:p>
-            <w:r>
-              <w:rPr>
-                <w:sz w:val="20"/>
-              </w:rPr>
-              <w:t>Push route</w:t>
-            </w:r>
-          </w:p>
-        </w:tc>
-        <w:tc>
-          <w:tcPr>
-            <w:tcW w:type="dxa" w:w="2880"/>
-          </w:tcPr>
-          <w:p>
-            <w:r>
-              <w:rPr>
-                <w:sz w:val="20"/>
-              </w:rPr>
-              <w:t>Mingle FAB</w:t>
-            </w:r>
-          </w:p>
-        </w:tc>
-      </w:tr>
-      <w:tr>
-        <w:tc>
-          <w:tcPr>
-            <w:tcW w:type="dxa" w:w="2880"/>
-          </w:tcPr>
-          <w:p>
-            <w:r>
-              <w:rPr>
-                <w:sz w:val="20"/>
-              </w:rPr>
-              <w:t>Item Detail</w:t>
-            </w:r>
-          </w:p>
-        </w:tc>
-        <w:tc>
-          <w:tcPr>
-            <w:tcW w:type="dxa" w:w="2880"/>
-          </w:tcPr>
-          <w:p>
-            <w:r>
-              <w:rPr>
-                <w:sz w:val="20"/>
-              </w:rPr>
-              <w:t>/item_detail</w:t>
-            </w:r>
-          </w:p>
-        </w:tc>
-        <w:tc>
-          <w:tcPr>
-            <w:tcW w:type="dxa" w:w="2880"/>
-          </w:tcPr>
-          <w:p>
-            <w:r>
-              <w:rPr>
-                <w:sz w:val="20"/>
-              </w:rPr>
-              <w:t>Preloved tab</w:t>
-            </w:r>
-          </w:p>
-        </w:tc>
-      </w:tr>
-      <w:tr>
-        <w:tc>
-          <w:tcPr>
-            <w:tcW w:type="dxa" w:w="2880"/>
-          </w:tcPr>
-          <w:p>
-            <w:r>
-              <w:rPr>
-                <w:sz w:val="20"/>
-              </w:rPr>
-              <w:t>Create Listing</w:t>
-            </w:r>
-          </w:p>
-        </w:tc>
-        <w:tc>
-          <w:tcPr>
-            <w:tcW w:type="dxa" w:w="2880"/>
-          </w:tcPr>
-          <w:p>
-            <w:r>
-              <w:rPr>
-                <w:sz w:val="20"/>
-              </w:rPr>
-              <w:t>/create_listing</w:t>
-            </w:r>
-          </w:p>
-        </w:tc>
-        <w:tc>
-          <w:tcPr>
-            <w:tcW w:type="dxa" w:w="2880"/>
-          </w:tcPr>
-          <w:p>
-            <w:r>
-              <w:rPr>
-                <w:sz w:val="20"/>
-              </w:rPr>
-              <w:t>Preloved tab</w:t>
-            </w:r>
-          </w:p>
-        </w:tc>
-      </w:tr>
-      <w:tr>
-        <w:tc>
-          <w:tcPr>
-            <w:tcW w:type="dxa" w:w="2880"/>
-          </w:tcPr>
-          <w:p>
-            <w:r>
-              <w:rPr>
-                <w:sz w:val="20"/>
-              </w:rPr>
-              <w:t>Destination Detail</w:t>
-            </w:r>
-          </w:p>
-        </w:tc>
-        <w:tc>
-          <w:tcPr>
-            <w:tcW w:type="dxa" w:w="2880"/>
-          </w:tcPr>
-          <w:p>
-            <w:r>
-              <w:rPr>
-                <w:sz w:val="20"/>
-              </w:rPr>
-              <w:t>/destination_detail</w:t>
-            </w:r>
-          </w:p>
-        </w:tc>
-        <w:tc>
-          <w:tcPr>
-            <w:tcW w:type="dxa" w:w="2880"/>
-          </w:tcPr>
-          <w:p>
-            <w:r>
-              <w:rPr>
-                <w:sz w:val="20"/>
-              </w:rPr>
-              <w:t>Trips tab</w:t>
-            </w:r>
-          </w:p>
-        </w:tc>
-      </w:tr>
-      <w:tr>
-        <w:tc>
-          <w:tcPr>
-            <w:tcW w:type="dxa" w:w="2880"/>
-          </w:tcPr>
-          <w:p>
-            <w:r>
-              <w:rPr>
-                <w:sz w:val="20"/>
-              </w:rPr>
-              <w:t>Travel Concierge</w:t>
-            </w:r>
-          </w:p>
-        </w:tc>
-        <w:tc>
-          <w:tcPr>
-            <w:tcW w:type="dxa" w:w="2880"/>
-          </w:tcPr>
-          <w:p>
-            <w:r>
-              <w:rPr>
-                <w:sz w:val="20"/>
-              </w:rPr>
-              <w:t>/travel_concierge</w:t>
-            </w:r>
-          </w:p>
-        </w:tc>
-        <w:tc>
-          <w:tcPr>
-            <w:tcW w:type="dxa" w:w="2880"/>
-          </w:tcPr>
-          <w:p>
-            <w:r>
-              <w:rPr>
-                <w:sz w:val="20"/>
-              </w:rPr>
-              <w:t>Trips tab</w:t>
-            </w:r>
-          </w:p>
-        </w:tc>
-      </w:tr>
-      <w:tr>
-        <w:tc>
-          <w:tcPr>
-            <w:tcW w:type="dxa" w:w="2880"/>
-          </w:tcPr>
-          <w:p>
-            <w:r>
-              <w:rPr>
-                <w:sz w:val="20"/>
-              </w:rPr>
-              <w:t>Deals (in MainShell)</w:t>
-            </w:r>
-          </w:p>
-        </w:tc>
-        <w:tc>
-          <w:tcPr>
-            <w:tcW w:type="dxa" w:w="2880"/>
-          </w:tcPr>
-          <w:p>
-            <w:r>
-              <w:rPr>
-                <w:sz w:val="20"/>
-              </w:rPr>
-              <w:t>Tab index 5</w:t>
-            </w:r>
-          </w:p>
-        </w:tc>
-        <w:tc>
-          <w:tcPr>
-            <w:tcW w:type="dxa" w:w="2880"/>
-          </w:tcPr>
-          <w:p>
-            <w:r>
-              <w:rPr>
-                <w:sz w:val="20"/>
-              </w:rPr>
-              <w:t>Deals tab</w:t>
-            </w:r>
-          </w:p>
-        </w:tc>
-      </w:tr>
-      <w:tr>
-        <w:tc>
-          <w:tcPr>
-            <w:tcW w:type="dxa" w:w="2880"/>
-          </w:tcPr>
-          <w:p>
-            <w:r>
-              <w:rPr>
-                <w:sz w:val="20"/>
-              </w:rPr>
-              <w:t>Subscription Plans</w:t>
-            </w:r>
-          </w:p>
-        </w:tc>
-        <w:tc>
-          <w:tcPr>
-            <w:tcW w:type="dxa" w:w="2880"/>
-          </w:tcPr>
-          <w:p>
-            <w:r>
-              <w:rPr>
-                <w:sz w:val="20"/>
-              </w:rPr>
-              <w:t>/subscription_plans</w:t>
-            </w:r>
-          </w:p>
-        </w:tc>
-        <w:tc>
-          <w:tcPr>
-            <w:tcW w:type="dxa" w:w="2880"/>
-          </w:tcPr>
-          <w:p>
-            <w:r>
-              <w:rPr>
-                <w:sz w:val="20"/>
-              </w:rPr>
-              <w:t>Profile or gate</w:t>
-            </w:r>
-          </w:p>
-        </w:tc>
-      </w:tr>
-      <w:tr>
-        <w:tc>
-          <w:tcPr>
-            <w:tcW w:type="dxa" w:w="2880"/>
-          </w:tcPr>
-          <w:p>
-            <w:r>
-              <w:rPr>
-                <w:sz w:val="20"/>
-              </w:rPr>
-              <w:t>Manage Subscription</w:t>
-            </w:r>
-          </w:p>
-        </w:tc>
-        <w:tc>
-          <w:tcPr>
-            <w:tcW w:type="dxa" w:w="2880"/>
-          </w:tcPr>
-          <w:p>
-            <w:r>
-              <w:rPr>
-                <w:sz w:val="20"/>
-              </w:rPr>
-              <w:t>/manage_subscription</w:t>
-            </w:r>
-          </w:p>
-        </w:tc>
-        <w:tc>
-          <w:tcPr>
-            <w:tcW w:type="dxa" w:w="2880"/>
-          </w:tcPr>
-          <w:p>
-            <w:r>
-              <w:rPr>
-                <w:sz w:val="20"/>
-              </w:rPr>
-              <w:t>Profile tab</w:t>
-            </w:r>
-          </w:p>
-        </w:tc>
-      </w:tr>
-    </w:tbl>
-    <w:p>
-      <w:pPr>
-        <w:pStyle w:val="Heading1"/>
-      </w:pPr>
-      <w:r>
-        <w:rPr>
-          <w:color w:val="262A35"/>
-        </w:rPr>
-        <w:t>4. Deals Tab - UX Design</w:t>
-      </w:r>
-    </w:p>
-    <w:p>
-      <w:pPr>
-        <w:pStyle w:val="Heading2"/>
-      </w:pPr>
-      <w:r>
-        <w:rPr>
-          <w:color w:val="262A35"/>
-        </w:rPr>
-        <w:t>4.1 Screen Layout</w:t>
-      </w:r>
-    </w:p>
-    <w:p>
-      <w:r>
-        <w:rPr>
-          <w:b w:val="0"/>
-          <w:i w:val="0"/>
-          <w:sz w:val="22"/>
-        </w:rPr>
-        <w:t>The Deals screen uses a NestedScrollView with a collapsible header containing:</w:t>
-      </w:r>
-    </w:p>
-    <w:p>
-      <w:pPr>
-        <w:pStyle w:val="ListBullet"/>
-      </w:pPr>
-      <w:r>
-        <w:t>Brand header with gradient tag icon, title "Deals", subtitle "Save money on top UK brands"</w:t>
-      </w:r>
-    </w:p>
-    <w:p>
-      <w:pPr>
-        <w:pStyle w:val="ListBullet"/>
-      </w:pPr>
-      <w:r>
-        <w:t>Explorer limit badge (shows remaining daily views)</w:t>
-      </w:r>
-    </w:p>
-    <w:p>
-      <w:pPr>
-        <w:pStyle w:val="ListBullet"/>
-      </w:pPr>
-      <w:r>
-        <w:t>Search bar with real-time store filtering</w:t>
-      </w:r>
-    </w:p>
-    <w:p>
-      <w:pPr>
-        <w:pStyle w:val="ListBullet"/>
-      </w:pPr>
-      <w:r>
-        <w:t>Promotional banner carousel (horizontal scroll)</w:t>
-      </w:r>
-    </w:p>
-    <w:p>
-      <w:pPr>
-        <w:pStyle w:val="ListBullet"/>
-      </w:pPr>
-      <w:r>
-        <w:t>Pinned TabBar with 3 tabs: Popular Stores | Categories | For Families</w:t>
-      </w:r>
-    </w:p>
-    <w:p>
-      <w:pPr>
-        <w:pStyle w:val="Heading2"/>
-      </w:pPr>
-      <w:r>
-        <w:rPr>
-          <w:color w:val="262A35"/>
-        </w:rPr>
-        <w:t>4.2 Interaction Patterns</w:t>
-      </w:r>
-    </w:p>
-    <w:tbl>
-      <w:tblPr>
-        <w:tblStyle w:val="LightGrid-Accent1"/>
-        <w:tblW w:type="auto" w:w="0"/>
-        <w:jc w:val="center"/>
-        <w:tblLook w:firstColumn="1" w:firstRow="1" w:lastColumn="0" w:lastRow="0" w:noHBand="0" w:noVBand="1" w:val="04A0"/>
-      </w:tblPr>
-      <w:tblGrid>
-        <w:gridCol w:w="4320"/>
-        <w:gridCol w:w="4320"/>
-      </w:tblGrid>
-      <w:tr>
-        <w:tc>
-          <w:tcPr>
-            <w:tcW w:type="dxa" w:w="4320"/>
-            <w:shd w:val="clear" w:color="auto" w:fill="FF975C"/>
-          </w:tcPr>
-          <w:p>
-            <w:r>
-              <w:rPr>
-                <w:b/>
-                <w:sz w:val="20"/>
-              </w:rPr>
-              <w:t>Interaction</w:t>
-            </w:r>
-          </w:p>
-        </w:tc>
-        <w:tc>
-          <w:tcPr>
-            <w:tcW w:type="dxa" w:w="4320"/>
-            <w:shd w:val="clear" w:color="auto" w:fill="FF975C"/>
-          </w:tcPr>
-          <w:p>
-            <w:r>
-              <w:rPr>
-                <w:b/>
-                <w:sz w:val="20"/>
-              </w:rPr>
-              <w:t>Behaviour</w:t>
-            </w:r>
-          </w:p>
-        </w:tc>
-      </w:tr>
-      <w:tr>
-        <w:tc>
-          <w:tcPr>
-            <w:tcW w:type="dxa" w:w="4320"/>
-          </w:tcPr>
-          <w:p>
-            <w:r>
-              <w:rPr>
-                <w:sz w:val="20"/>
-              </w:rPr>
-              <w:t>Tap store card</w:t>
-            </w:r>
-          </w:p>
-        </w:tc>
-        <w:tc>
-          <w:tcPr>
-            <w:tcW w:type="dxa" w:w="4320"/>
-          </w:tcPr>
-          <w:p>
-            <w:r>
-              <w:rPr>
-                <w:sz w:val="20"/>
-              </w:rPr>
-              <w:t>Navigate to in-screen store detail with back button</w:t>
-            </w:r>
-          </w:p>
-        </w:tc>
-      </w:tr>
-      <w:tr>
-        <w:tc>
-          <w:tcPr>
-            <w:tcW w:type="dxa" w:w="4320"/>
-          </w:tcPr>
-          <w:p>
-            <w:r>
-              <w:rPr>
-                <w:sz w:val="20"/>
-              </w:rPr>
-              <w:t>Tap coupon card</w:t>
-            </w:r>
-          </w:p>
-        </w:tc>
-        <w:tc>
-          <w:tcPr>
-            <w:tcW w:type="dxa" w:w="4320"/>
-          </w:tcPr>
-          <w:p>
-            <w:r>
-              <w:rPr>
-                <w:sz w:val="20"/>
-              </w:rPr>
-              <w:t>Show bottom sheet with code, copy button, and shop link</w:t>
-            </w:r>
-          </w:p>
-        </w:tc>
-      </w:tr>
-      <w:tr>
-        <w:tc>
-          <w:tcPr>
-            <w:tcW w:type="dxa" w:w="4320"/>
-          </w:tcPr>
-          <w:p>
-            <w:r>
-              <w:rPr>
-                <w:sz w:val="20"/>
-              </w:rPr>
-              <w:t>Copy code button</w:t>
-            </w:r>
-          </w:p>
-        </w:tc>
-        <w:tc>
-          <w:tcPr>
-            <w:tcW w:type="dxa" w:w="4320"/>
-          </w:tcPr>
-          <w:p>
-            <w:r>
-              <w:rPr>
-                <w:sz w:val="20"/>
-              </w:rPr>
-              <w:t>Copy to clipboard + green snackbar confirmation</w:t>
-            </w:r>
-          </w:p>
-        </w:tc>
-      </w:tr>
-      <w:tr>
-        <w:tc>
-          <w:tcPr>
-            <w:tcW w:type="dxa" w:w="4320"/>
-          </w:tcPr>
-          <w:p>
-            <w:r>
-              <w:rPr>
-                <w:sz w:val="20"/>
-              </w:rPr>
-              <w:t>Use Code &amp; Shop</w:t>
-            </w:r>
-          </w:p>
-        </w:tc>
-        <w:tc>
-          <w:tcPr>
-            <w:tcW w:type="dxa" w:w="4320"/>
-          </w:tcPr>
-          <w:p>
-            <w:r>
-              <w:rPr>
-                <w:sz w:val="20"/>
-              </w:rPr>
-              <w:t>Opens retailer website in default browser (affiliate tracked)</w:t>
-            </w:r>
-          </w:p>
-        </w:tc>
-      </w:tr>
-      <w:tr>
-        <w:tc>
-          <w:tcPr>
-            <w:tcW w:type="dxa" w:w="4320"/>
-          </w:tcPr>
-          <w:p>
-            <w:r>
-              <w:rPr>
-                <w:sz w:val="20"/>
-              </w:rPr>
-              <w:t>Pull-to-refresh</w:t>
-            </w:r>
-          </w:p>
-        </w:tc>
-        <w:tc>
-          <w:tcPr>
-            <w:tcW w:type="dxa" w:w="4320"/>
-          </w:tcPr>
-          <w:p>
-            <w:r>
-              <w:rPr>
-                <w:sz w:val="20"/>
-              </w:rPr>
-              <w:t>Refreshes store and category data from RevGlue API</w:t>
-            </w:r>
-          </w:p>
-        </w:tc>
-      </w:tr>
-      <w:tr>
-        <w:tc>
-          <w:tcPr>
-            <w:tcW w:type="dxa" w:w="4320"/>
-          </w:tcPr>
-          <w:p>
-            <w:r>
-              <w:rPr>
-                <w:sz w:val="20"/>
-              </w:rPr>
-              <w:t>Search bar typing</w:t>
-            </w:r>
-          </w:p>
-        </w:tc>
-        <w:tc>
-          <w:tcPr>
-            <w:tcW w:type="dxa" w:w="4320"/>
-          </w:tcPr>
-          <w:p>
-            <w:r>
-              <w:rPr>
-                <w:sz w:val="20"/>
-              </w:rPr>
-              <w:t>Real-time filter of store grid</w:t>
-            </w:r>
-          </w:p>
-        </w:tc>
-      </w:tr>
-      <w:tr>
-        <w:tc>
-          <w:tcPr>
-            <w:tcW w:type="dxa" w:w="4320"/>
-          </w:tcPr>
-          <w:p>
-            <w:r>
-              <w:rPr>
-                <w:sz w:val="20"/>
-              </w:rPr>
-              <w:t>Limit reached (Explorer)</w:t>
-            </w:r>
-          </w:p>
-        </w:tc>
-        <w:tc>
-          <w:tcPr>
-            <w:tcW w:type="dxa" w:w="4320"/>
-          </w:tcPr>
-          <w:p>
-            <w:r>
-              <w:rPr>
-                <w:sz w:val="20"/>
-              </w:rPr>
-              <w:t>Shows upgrade dialog with Neighbourhood CTA</w:t>
-            </w:r>
-          </w:p>
-        </w:tc>
-      </w:tr>
-      <w:tr>
-        <w:tc>
-          <w:tcPr>
-            <w:tcW w:type="dxa" w:w="4320"/>
-          </w:tcPr>
-          <w:p>
-            <w:r>
-              <w:rPr>
-                <w:sz w:val="20"/>
-              </w:rPr>
-              <w:t>Category tap</w:t>
-            </w:r>
-          </w:p>
-        </w:tc>
-        <w:tc>
-          <w:tcPr>
-            <w:tcW w:type="dxa" w:w="4320"/>
-          </w:tcPr>
-          <w:p>
-            <w:r>
-              <w:rPr>
-                <w:sz w:val="20"/>
-              </w:rPr>
-              <w:t>Shows bottom sheet with subcategories</w:t>
-            </w:r>
-          </w:p>
-        </w:tc>
-      </w:tr>
-    </w:tbl>
-    <w:p>
-      <w:pPr>
-        <w:pStyle w:val="Heading2"/>
-      </w:pPr>
-      <w:r>
-        <w:rPr>
-          <w:color w:val="262A35"/>
-        </w:rPr>
-        <w:t>4.3 Visual Design</w:t>
-      </w:r>
-    </w:p>
-    <w:p>
-      <w:r>
-        <w:rPr>
-          <w:b w:val="0"/>
-          <w:i w:val="0"/>
-          <w:sz w:val="22"/>
-        </w:rPr>
-        <w:t>The Deals screen follows the Huddl design system:</w:t>
-      </w:r>
-    </w:p>
-    <w:p>
-      <w:pPr>
-        <w:pStyle w:val="ListBullet"/>
-      </w:pPr>
-      <w:r>
-        <w:t>Store cards: White containers with 16px border radius, subtle shadow, store logo, and green "X Codes" badge</w:t>
-      </w:r>
-    </w:p>
-    <w:p>
-      <w:pPr>
-        <w:pStyle w:val="ListBullet"/>
-      </w:pPr>
-      <w:r>
-        <w:t>Coupon cards: Horizontal layout with type badge (orange for Code, green for Offer), title, expiry date</w:t>
-      </w:r>
-    </w:p>
-    <w:p>
-      <w:pPr>
-        <w:pStyle w:val="ListBullet"/>
-      </w:pPr>
-      <w:r>
-        <w:t>Category tiles: Left icon with contextual colour, category name, subcategory count</w:t>
-      </w:r>
-    </w:p>
-    <w:p>
-      <w:pPr>
-        <w:pStyle w:val="ListBullet"/>
-      </w:pPr>
-      <w:r>
-        <w:t>Family picks banner: Peach gradient background with family icon</w:t>
-      </w:r>
-    </w:p>
-    <w:p>
-      <w:pPr>
-        <w:pStyle w:val="ListBullet"/>
-      </w:pPr>
-      <w:r>
-        <w:t>Code modal: Centered code in source-code font with copy icon, prominent CTA button</w:t>
-      </w:r>
-    </w:p>
-    <w:p>
-      <w:pPr>
-        <w:pStyle w:val="Heading2"/>
-      </w:pPr>
-      <w:r>
-        <w:rPr>
-          <w:color w:val="262A35"/>
-        </w:rPr>
-        <w:t>4.4 Colour Mapping</w:t>
-      </w:r>
-    </w:p>
-    <w:tbl>
-      <w:tblPr>
-        <w:tblStyle w:val="LightGrid-Accent1"/>
-        <w:tblW w:type="auto" w:w="0"/>
-        <w:jc w:val="center"/>
-        <w:tblLook w:firstColumn="1" w:firstRow="1" w:lastColumn="0" w:lastRow="0" w:noHBand="0" w:noVBand="1" w:val="04A0"/>
-      </w:tblPr>
-      <w:tblGrid>
-        <w:gridCol w:w="2880"/>
-        <w:gridCol w:w="2880"/>
-        <w:gridCol w:w="2880"/>
-      </w:tblGrid>
-      <w:tr>
-        <w:tc>
-          <w:tcPr>
-            <w:tcW w:type="dxa" w:w="2880"/>
-            <w:shd w:val="clear" w:color="auto" w:fill="FF975C"/>
-          </w:tcPr>
-          <w:p>
-            <w:r>
-              <w:rPr>
-                <w:b/>
-                <w:sz w:val="20"/>
-              </w:rPr>
-              <w:t>Element</w:t>
-            </w:r>
-          </w:p>
-        </w:tc>
-        <w:tc>
-          <w:tcPr>
-            <w:tcW w:type="dxa" w:w="2880"/>
-            <w:shd w:val="clear" w:color="auto" w:fill="FF975C"/>
-          </w:tcPr>
-          <w:p>
-            <w:r>
-              <w:rPr>
-                <w:b/>
-                <w:sz w:val="20"/>
-              </w:rPr>
-              <w:t>Colour</w:t>
-            </w:r>
-          </w:p>
-        </w:tc>
-        <w:tc>
-          <w:tcPr>
-            <w:tcW w:type="dxa" w:w="2880"/>
-            <w:shd w:val="clear" w:color="auto" w:fill="FF975C"/>
-          </w:tcPr>
-          <w:p>
-            <w:r>
-              <w:rPr>
-                <w:b/>
-                <w:sz w:val="20"/>
-              </w:rPr>
-              <w:t>Hex</w:t>
-            </w:r>
-          </w:p>
-        </w:tc>
-      </w:tr>
-      <w:tr>
-        <w:tc>
-          <w:tcPr>
-            <w:tcW w:type="dxa" w:w="2880"/>
-          </w:tcPr>
-          <w:p>
-            <w:r>
-              <w:rPr>
-                <w:sz w:val="20"/>
-              </w:rPr>
-              <w:t>Header gradient</w:t>
-            </w:r>
-          </w:p>
-        </w:tc>
-        <w:tc>
-          <w:tcPr>
-            <w:tcW w:type="dxa" w:w="2880"/>
-          </w:tcPr>
-          <w:p>
-            <w:r>
-              <w:rPr>
-                <w:sz w:val="20"/>
-              </w:rPr>
-              <w:t>Red to Orange</w:t>
-            </w:r>
-          </w:p>
-        </w:tc>
-        <w:tc>
-          <w:tcPr>
-            <w:tcW w:type="dxa" w:w="2880"/>
-          </w:tcPr>
-          <w:p>
-            <w:r>
-              <w:rPr>
-                <w:sz w:val="20"/>
-              </w:rPr>
-              <w:t>#FF6B6B to #FF975C</w:t>
-            </w:r>
-          </w:p>
-        </w:tc>
-      </w:tr>
-      <w:tr>
-        <w:tc>
-          <w:tcPr>
-            <w:tcW w:type="dxa" w:w="2880"/>
-          </w:tcPr>
-          <w:p>
-            <w:r>
-              <w:rPr>
-                <w:sz w:val="20"/>
-              </w:rPr>
-              <w:t>Code badge</w:t>
-            </w:r>
-          </w:p>
-        </w:tc>
-        <w:tc>
-          <w:tcPr>
-            <w:tcW w:type="dxa" w:w="2880"/>
-          </w:tcPr>
-          <w:p>
-            <w:r>
-              <w:rPr>
-                <w:sz w:val="20"/>
-              </w:rPr>
-              <w:t>Huddl Orange</w:t>
-            </w:r>
-          </w:p>
-        </w:tc>
-        <w:tc>
-          <w:tcPr>
-            <w:tcW w:type="dxa" w:w="2880"/>
-          </w:tcPr>
-          <w:p>
-            <w:r>
-              <w:rPr>
-                <w:sz w:val="20"/>
-              </w:rPr>
-              <w:t>#FF975C</w:t>
-            </w:r>
-          </w:p>
-        </w:tc>
-      </w:tr>
-      <w:tr>
-        <w:tc>
-          <w:tcPr>
-            <w:tcW w:type="dxa" w:w="2880"/>
-          </w:tcPr>
-          <w:p>
-            <w:r>
-              <w:rPr>
-                <w:sz w:val="20"/>
-              </w:rPr>
-              <w:t>Offer badge</w:t>
-            </w:r>
-          </w:p>
-        </w:tc>
-        <w:tc>
-          <w:tcPr>
-            <w:tcW w:type="dxa" w:w="2880"/>
-          </w:tcPr>
-          <w:p>
-            <w:r>
-              <w:rPr>
-                <w:sz w:val="20"/>
-              </w:rPr>
-              <w:t>Huddl Teal</w:t>
-            </w:r>
-          </w:p>
-        </w:tc>
-        <w:tc>
-          <w:tcPr>
-            <w:tcW w:type="dxa" w:w="2880"/>
-          </w:tcPr>
-          <w:p>
-            <w:r>
-              <w:rPr>
-                <w:sz w:val="20"/>
-              </w:rPr>
-              <w:t>#199A85</w:t>
-            </w:r>
-          </w:p>
-        </w:tc>
-      </w:tr>
-      <w:tr>
-        <w:tc>
-          <w:tcPr>
-            <w:tcW w:type="dxa" w:w="2880"/>
-          </w:tcPr>
-          <w:p>
-            <w:r>
-              <w:rPr>
-                <w:sz w:val="20"/>
-              </w:rPr>
-              <w:t>Family banner</w:t>
-            </w:r>
-          </w:p>
-        </w:tc>
-        <w:tc>
-          <w:tcPr>
-            <w:tcW w:type="dxa" w:w="2880"/>
-          </w:tcPr>
-          <w:p>
-            <w:r>
-              <w:rPr>
-                <w:sz w:val="20"/>
-              </w:rPr>
-              <w:t>Peach gradient</w:t>
-            </w:r>
-          </w:p>
-        </w:tc>
-        <w:tc>
-          <w:tcPr>
-            <w:tcW w:type="dxa" w:w="2880"/>
-          </w:tcPr>
-          <w:p>
-            <w:r>
-              <w:rPr>
-                <w:sz w:val="20"/>
-              </w:rPr>
-              <w:t>#FFF3ED to #FFF8F0</w:t>
-            </w:r>
-          </w:p>
-        </w:tc>
-      </w:tr>
-      <w:tr>
-        <w:tc>
-          <w:tcPr>
-            <w:tcW w:type="dxa" w:w="2880"/>
-          </w:tcPr>
-          <w:p>
-            <w:r>
-              <w:rPr>
-                <w:sz w:val="20"/>
-              </w:rPr>
-              <w:t>Explorer limit badge</w:t>
-            </w:r>
-          </w:p>
-        </w:tc>
-        <w:tc>
-          <w:tcPr>
-            <w:tcW w:type="dxa" w:w="2880"/>
-          </w:tcPr>
-          <w:p>
-            <w:r>
-              <w:rPr>
-                <w:sz w:val="20"/>
-              </w:rPr>
-              <w:t>Yellow</w:t>
-            </w:r>
-          </w:p>
-        </w:tc>
-        <w:tc>
-          <w:tcPr>
-            <w:tcW w:type="dxa" w:w="2880"/>
-          </w:tcPr>
-          <w:p>
-            <w:r>
-              <w:rPr>
-                <w:sz w:val="20"/>
-              </w:rPr>
-              <w:t>#FFF7C9</w:t>
-            </w:r>
-          </w:p>
-        </w:tc>
-      </w:tr>
-      <w:tr>
-        <w:tc>
-          <w:tcPr>
-            <w:tcW w:type="dxa" w:w="2880"/>
-          </w:tcPr>
-          <w:p>
-            <w:r>
-              <w:rPr>
-                <w:sz w:val="20"/>
-              </w:rPr>
-              <w:t>Success snackbar</w:t>
-            </w:r>
-          </w:p>
-        </w:tc>
-        <w:tc>
-          <w:tcPr>
-            <w:tcW w:type="dxa" w:w="2880"/>
-          </w:tcPr>
-          <w:p>
-            <w:r>
-              <w:rPr>
-                <w:sz w:val="20"/>
-              </w:rPr>
-              <w:t>Teal</w:t>
-            </w:r>
-          </w:p>
-        </w:tc>
-        <w:tc>
-          <w:tcPr>
-            <w:tcW w:type="dxa" w:w="2880"/>
-          </w:tcPr>
-          <w:p>
-            <w:r>
-              <w:rPr>
-                <w:sz w:val="20"/>
-              </w:rPr>
-              <w:t>#199A85</w:t>
-            </w:r>
-          </w:p>
-        </w:tc>
-      </w:tr>
-    </w:tbl>
-    <w:p>
-      <w:pPr>
-        <w:pStyle w:val="Heading1"/>
-      </w:pPr>
-      <w:r>
-        <w:rPr>
-          <w:color w:val="262A35"/>
-        </w:rPr>
-        <w:t>5. Onboarding Tutorial</w:t>
-      </w:r>
-    </w:p>
-    <w:p>
-      <w:r>
-        <w:rPr>
-          <w:b w:val="0"/>
-          <w:i w:val="0"/>
-          <w:sz w:val="22"/>
-        </w:rPr>
-        <w:t>The tutorial overlay walks users through all 7 tabs with a swipeable card interface:</w:t>
-      </w:r>
-    </w:p>
-    <w:tbl>
-      <w:tblPr>
-        <w:tblStyle w:val="LightGrid-Accent1"/>
-        <w:tblW w:type="auto" w:w="0"/>
-        <w:jc w:val="center"/>
         <w:tblLook w:firstColumn="1" w:firstRow="1" w:lastColumn="0" w:lastRow="0" w:noHBand="0" w:noVBand="1" w:val="04A0"/>
       </w:tblPr>
       <w:tblGrid>
@@ -2192,75 +49,13 @@
         <w:tc>
           <w:tcPr>
             <w:tcW w:type="dxa" w:w="2160"/>
-            <w:shd w:val="clear" w:color="auto" w:fill="FF975C"/>
           </w:tcPr>
           <w:p>
             <w:r>
               <w:rPr>
                 <w:b/>
-                <w:sz w:val="20"/>
               </w:rPr>
-              <w:t>Step</w:t>
-            </w:r>
-          </w:p>
-        </w:tc>
-        <w:tc>
-          <w:tcPr>
-            <w:tcW w:type="dxa" w:w="2160"/>
-            <w:shd w:val="clear" w:color="auto" w:fill="FF975C"/>
-          </w:tcPr>
-          <w:p>
-            <w:r>
-              <w:rPr>
-                <w:b/>
-                <w:sz w:val="20"/>
-              </w:rPr>
-              <w:t>Tab</w:t>
-            </w:r>
-          </w:p>
-        </w:tc>
-        <w:tc>
-          <w:tcPr>
-            <w:tcW w:type="dxa" w:w="2160"/>
-            <w:shd w:val="clear" w:color="auto" w:fill="FF975C"/>
-          </w:tcPr>
-          <w:p>
-            <w:r>
-              <w:rPr>
-                <w:b/>
-                <w:sz w:val="20"/>
-              </w:rPr>
-              <w:t>Headline</w:t>
-            </w:r>
-          </w:p>
-        </w:tc>
-        <w:tc>
-          <w:tcPr>
-            <w:tcW w:type="dxa" w:w="2160"/>
-            <w:shd w:val="clear" w:color="auto" w:fill="FF975C"/>
-          </w:tcPr>
-          <w:p>
-            <w:r>
-              <w:rPr>
-                <w:b/>
-                <w:sz w:val="20"/>
-              </w:rPr>
-              <w:t>CTA</w:t>
-            </w:r>
-          </w:p>
-        </w:tc>
-      </w:tr>
-      <w:tr>
-        <w:tc>
-          <w:tcPr>
-            <w:tcW w:type="dxa" w:w="2160"/>
-          </w:tcPr>
-          <w:p>
-            <w:r>
-              <w:rPr>
-                <w:sz w:val="20"/>
-              </w:rPr>
-              <w:t>1</w:t>
+              <w:t>Version</w:t>
             </w:r>
           </w:p>
         </w:tc>
@@ -2271,9 +66,9 @@
           <w:p>
             <w:r>
               <w:rPr>
-                <w:sz w:val="20"/>
+                <w:b/>
               </w:rPr>
-              <w:t>MyHuddl</w:t>
+              <w:t>Date</w:t>
             </w:r>
           </w:p>
         </w:tc>
@@ -2284,9 +79,9 @@
           <w:p>
             <w:r>
               <w:rPr>
-                <w:sz w:val="20"/>
+                <w:b/>
               </w:rPr>
-              <w:t>Your personalised dashboard</w:t>
+              <w:t>Author</w:t>
             </w:r>
           </w:p>
         </w:tc>
@@ -2297,9 +92,9 @@
           <w:p>
             <w:r>
               <w:rPr>
-                <w:sz w:val="20"/>
+                <w:b/>
               </w:rPr>
-              <w:t>Tap cards to explore</w:t>
+              <w:t>Changes</w:t>
             </w:r>
           </w:p>
         </w:tc>
@@ -2309,12 +104,35 @@
           <w:tcPr>
             <w:tcW w:type="dxa" w:w="2160"/>
           </w:tcPr>
+          <w:p/>
+        </w:tc>
+        <w:tc>
+          <w:tcPr>
+            <w:tcW w:type="dxa" w:w="2160"/>
+          </w:tcPr>
+          <w:p/>
+        </w:tc>
+        <w:tc>
+          <w:tcPr>
+            <w:tcW w:type="dxa" w:w="2160"/>
+          </w:tcPr>
+          <w:p/>
+        </w:tc>
+        <w:tc>
+          <w:tcPr>
+            <w:tcW w:type="dxa" w:w="2160"/>
+          </w:tcPr>
+          <w:p/>
+        </w:tc>
+      </w:tr>
+      <w:tr>
+        <w:tc>
+          <w:tcPr>
+            <w:tcW w:type="dxa" w:w="2160"/>
+          </w:tcPr>
           <w:p>
             <w:r>
-              <w:rPr>
-                <w:sz w:val="20"/>
-              </w:rPr>
-              <w:t>2</w:t>
+              <w:t>3.0</w:t>
             </w:r>
           </w:p>
         </w:tc>
@@ -2324,10 +142,7 @@
           </w:tcPr>
           <w:p>
             <w:r>
-              <w:rPr>
-                <w:sz w:val="20"/>
-              </w:rPr>
-              <w:t>Chat</w:t>
+              <w:t>June 2026</w:t>
             </w:r>
           </w:p>
         </w:tc>
@@ -2337,10 +152,7 @@
           </w:tcPr>
           <w:p>
             <w:r>
-              <w:rPr>
-                <w:sz w:val="20"/>
-              </w:rPr>
-              <w:t>Your groups &amp; conversations</w:t>
+              <w:t>Conrad / Malgorzata</w:t>
             </w:r>
           </w:p>
         </w:tc>
@@ -2350,280 +162,7 @@
           </w:tcPr>
           <w:p>
             <w:r>
-              <w:rPr>
-                <w:sz w:val="20"/>
-              </w:rPr>
-              <w:t>Tap a group to start chatting</w:t>
-            </w:r>
-          </w:p>
-        </w:tc>
-      </w:tr>
-      <w:tr>
-        <w:tc>
-          <w:tcPr>
-            <w:tcW w:type="dxa" w:w="2160"/>
-          </w:tcPr>
-          <w:p>
-            <w:r>
-              <w:rPr>
-                <w:sz w:val="20"/>
-              </w:rPr>
-              <w:t>3</w:t>
-            </w:r>
-          </w:p>
-        </w:tc>
-        <w:tc>
-          <w:tcPr>
-            <w:tcW w:type="dxa" w:w="2160"/>
-          </w:tcPr>
-          <w:p>
-            <w:r>
-              <w:rPr>
-                <w:sz w:val="20"/>
-              </w:rPr>
-              <w:t>Mingle</w:t>
-            </w:r>
-          </w:p>
-        </w:tc>
-        <w:tc>
-          <w:tcPr>
-            <w:tcW w:type="dxa" w:w="2160"/>
-          </w:tcPr>
-          <w:p>
-            <w:r>
-              <w:rPr>
-                <w:sz w:val="20"/>
-              </w:rPr>
-              <w:t>Events, meetups &amp; activities</w:t>
-            </w:r>
-          </w:p>
-        </w:tc>
-        <w:tc>
-          <w:tcPr>
-            <w:tcW w:type="dxa" w:w="2160"/>
-          </w:tcPr>
-          <w:p>
-            <w:r>
-              <w:rPr>
-                <w:sz w:val="20"/>
-              </w:rPr>
-              <w:t>Tap + to create a meetup</w:t>
-            </w:r>
-          </w:p>
-        </w:tc>
-      </w:tr>
-      <w:tr>
-        <w:tc>
-          <w:tcPr>
-            <w:tcW w:type="dxa" w:w="2160"/>
-          </w:tcPr>
-          <w:p>
-            <w:r>
-              <w:rPr>
-                <w:sz w:val="20"/>
-              </w:rPr>
-              <w:t>4</w:t>
-            </w:r>
-          </w:p>
-        </w:tc>
-        <w:tc>
-          <w:tcPr>
-            <w:tcW w:type="dxa" w:w="2160"/>
-          </w:tcPr>
-          <w:p>
-            <w:r>
-              <w:rPr>
-                <w:sz w:val="20"/>
-              </w:rPr>
-              <w:t>Preloved</w:t>
-            </w:r>
-          </w:p>
-        </w:tc>
-        <w:tc>
-          <w:tcPr>
-            <w:tcW w:type="dxa" w:w="2160"/>
-          </w:tcPr>
-          <w:p>
-            <w:r>
-              <w:rPr>
-                <w:sz w:val="20"/>
-              </w:rPr>
-              <w:t>Buy, sell &amp; give away baby items</w:t>
-            </w:r>
-          </w:p>
-        </w:tc>
-        <w:tc>
-          <w:tcPr>
-            <w:tcW w:type="dxa" w:w="2160"/>
-          </w:tcPr>
-          <w:p>
-            <w:r>
-              <w:rPr>
-                <w:sz w:val="20"/>
-              </w:rPr>
-              <w:t>Tap + to list an item</w:t>
-            </w:r>
-          </w:p>
-        </w:tc>
-      </w:tr>
-      <w:tr>
-        <w:tc>
-          <w:tcPr>
-            <w:tcW w:type="dxa" w:w="2160"/>
-          </w:tcPr>
-          <w:p>
-            <w:r>
-              <w:rPr>
-                <w:sz w:val="20"/>
-              </w:rPr>
-              <w:t>5</w:t>
-            </w:r>
-          </w:p>
-        </w:tc>
-        <w:tc>
-          <w:tcPr>
-            <w:tcW w:type="dxa" w:w="2160"/>
-          </w:tcPr>
-          <w:p>
-            <w:r>
-              <w:rPr>
-                <w:sz w:val="20"/>
-              </w:rPr>
-              <w:t>Trips</w:t>
-            </w:r>
-          </w:p>
-        </w:tc>
-        <w:tc>
-          <w:tcPr>
-            <w:tcW w:type="dxa" w:w="2160"/>
-          </w:tcPr>
-          <w:p>
-            <w:r>
-              <w:rPr>
-                <w:sz w:val="20"/>
-              </w:rPr>
-              <w:t>Family travel made easy</w:t>
-            </w:r>
-          </w:p>
-        </w:tc>
-        <w:tc>
-          <w:tcPr>
-            <w:tcW w:type="dxa" w:w="2160"/>
-          </w:tcPr>
-          <w:p>
-            <w:r>
-              <w:rPr>
-                <w:sz w:val="20"/>
-              </w:rPr>
-              <w:t>Tap Explore to browse destinations</w:t>
-            </w:r>
-          </w:p>
-        </w:tc>
-      </w:tr>
-      <w:tr>
-        <w:tc>
-          <w:tcPr>
-            <w:tcW w:type="dxa" w:w="2160"/>
-          </w:tcPr>
-          <w:p>
-            <w:r>
-              <w:rPr>
-                <w:sz w:val="20"/>
-              </w:rPr>
-              <w:t>6</w:t>
-            </w:r>
-          </w:p>
-        </w:tc>
-        <w:tc>
-          <w:tcPr>
-            <w:tcW w:type="dxa" w:w="2160"/>
-          </w:tcPr>
-          <w:p>
-            <w:r>
-              <w:rPr>
-                <w:sz w:val="20"/>
-              </w:rPr>
-              <w:t>Deals</w:t>
-            </w:r>
-          </w:p>
-        </w:tc>
-        <w:tc>
-          <w:tcPr>
-            <w:tcW w:type="dxa" w:w="2160"/>
-          </w:tcPr>
-          <w:p>
-            <w:r>
-              <w:rPr>
-                <w:sz w:val="20"/>
-              </w:rPr>
-              <w:t>Save money on top UK brands</w:t>
-            </w:r>
-          </w:p>
-        </w:tc>
-        <w:tc>
-          <w:tcPr>
-            <w:tcW w:type="dxa" w:w="2160"/>
-          </w:tcPr>
-          <w:p>
-            <w:r>
-              <w:rPr>
-                <w:sz w:val="20"/>
-              </w:rPr>
-              <w:t>Tap a store to see offers</w:t>
-            </w:r>
-          </w:p>
-        </w:tc>
-      </w:tr>
-      <w:tr>
-        <w:tc>
-          <w:tcPr>
-            <w:tcW w:type="dxa" w:w="2160"/>
-          </w:tcPr>
-          <w:p>
-            <w:r>
-              <w:rPr>
-                <w:sz w:val="20"/>
-              </w:rPr>
-              <w:t>7</w:t>
-            </w:r>
-          </w:p>
-        </w:tc>
-        <w:tc>
-          <w:tcPr>
-            <w:tcW w:type="dxa" w:w="2160"/>
-          </w:tcPr>
-          <w:p>
-            <w:r>
-              <w:rPr>
-                <w:sz w:val="20"/>
-              </w:rPr>
-              <w:t>Profile</w:t>
-            </w:r>
-          </w:p>
-        </w:tc>
-        <w:tc>
-          <w:tcPr>
-            <w:tcW w:type="dxa" w:w="2160"/>
-          </w:tcPr>
-          <w:p>
-            <w:r>
-              <w:rPr>
-                <w:sz w:val="20"/>
-              </w:rPr>
-              <w:t>Your account &amp; settings</w:t>
-            </w:r>
-          </w:p>
-        </w:tc>
-        <w:tc>
-          <w:tcPr>
-            <w:tcW w:type="dxa" w:w="2160"/>
-          </w:tcPr>
-          <w:p>
-            <w:r>
-              <w:rPr>
-                <w:sz w:val="20"/>
-              </w:rPr>
-              <w:t>Scroll down for settings</w:t>
+              <w:t>Removed Deals/RevGlue tab UX, updated to 5-tab navigation, aligned with current build</w:t>
             </w:r>
           </w:p>
         </w:tc>
@@ -2634,10 +173,1921 @@
         <w:pStyle w:val="Heading1"/>
       </w:pPr>
       <w:r>
+        <w:t>1. Executive Summary</w:t>
+      </w:r>
+    </w:p>
+    <w:p>
+      <w:r>
         <w:rPr>
-          <w:color w:val="262A35"/>
+          <w:b w:val="0"/>
         </w:rPr>
-        <w:t>6. Accessibility</w:t>
+        <w:t>Huddl Connect is designed as a warm, approachable mobile experience for parents. The UX prioritises simplicity, trust, and the 'next door neighbour' feeling — as if you are talking to the parent next door, not a stranger on the internet. Every screen and interaction is optimised for time-poor parents who need quick access to community, local events, and secondhand items.</w:t>
+      </w:r>
+    </w:p>
+    <w:p>
+      <w:pPr>
+        <w:pStyle w:val="Heading1"/>
+      </w:pPr>
+      <w:r>
+        <w:t>2. Design Principles</w:t>
+      </w:r>
+    </w:p>
+    <w:p>
+      <w:pPr>
+        <w:pStyle w:val="Heading2"/>
+      </w:pPr>
+      <w:r>
+        <w:t>Trust First</w:t>
+      </w:r>
+    </w:p>
+    <w:p>
+      <w:r>
+        <w:rPr>
+          <w:b w:val="0"/>
+        </w:rPr>
+        <w:t>Every interaction reinforces safety and community trust. Verified phone numbers, moderated content, and transparent data practices. Parents must feel safe sharing family information.</w:t>
+      </w:r>
+    </w:p>
+    <w:p>
+      <w:pPr>
+        <w:pStyle w:val="Heading2"/>
+      </w:pPr>
+      <w:r>
+        <w:t>Reduce Cognitive Load</w:t>
+      </w:r>
+    </w:p>
+    <w:p>
+      <w:r>
+        <w:rPr>
+          <w:b w:val="0"/>
+        </w:rPr>
+        <w:t>Parents are busy. Surface the right content at the right time. AI-powered recommendations replace manual searching. 5-tab navigation means everything is reachable in 2 taps.</w:t>
+      </w:r>
+    </w:p>
+    <w:p>
+      <w:pPr>
+        <w:pStyle w:val="Heading2"/>
+      </w:pPr>
+      <w:r>
+        <w:t>Keep It Local</w:t>
+      </w:r>
+    </w:p>
+    <w:p>
+      <w:r>
+        <w:rPr>
+          <w:b w:val="0"/>
+        </w:rPr>
+        <w:t>Every feature is scoped to the user's borough. No national noise. The 'next door mum and dad' feel is maintained throughout every screen.</w:t>
+      </w:r>
+    </w:p>
+    <w:p>
+      <w:pPr>
+        <w:pStyle w:val="Heading2"/>
+      </w:pPr>
+      <w:r>
+        <w:t>Celebrate Milestones</w:t>
+      </w:r>
+    </w:p>
+    <w:p>
+      <w:r>
+        <w:rPr>
+          <w:b w:val="0"/>
+        </w:rPr>
+        <w:t>The parenting journey is full of milestones. The app acknowledges and celebrates them — from first DM to first meetup attended.</w:t>
+      </w:r>
+    </w:p>
+    <w:p>
+      <w:pPr>
+        <w:pStyle w:val="Heading2"/>
+      </w:pPr>
+      <w:r>
+        <w:t>Invisible AI</w:t>
+      </w:r>
+    </w:p>
+    <w:p>
+      <w:r>
+        <w:rPr>
+          <w:b w:val="0"/>
+        </w:rPr>
+        <w:t>AI never interrupts or overwhelms. It works in the background, surfacing better content, summarising missed chat, and suggesting meetups — only when invited.</w:t>
+      </w:r>
+    </w:p>
+    <w:p>
+      <w:pPr>
+        <w:pStyle w:val="Heading1"/>
+      </w:pPr>
+      <w:r>
+        <w:t>3. Information Architecture</w:t>
+      </w:r>
+    </w:p>
+    <w:p>
+      <w:pPr>
+        <w:pStyle w:val="Heading2"/>
+      </w:pPr>
+      <w:r>
+        <w:t>3.1 Navigation Model — 5-Tab Bottom Bar</w:t>
+      </w:r>
+    </w:p>
+    <w:p>
+      <w:r>
+        <w:rPr>
+          <w:b w:val="0"/>
+        </w:rPr>
+        <w:t>The bottom navigation uses a custom floating pill-shaped bar with 5 equally-spaced icons. Each tab has an outlined (inactive) and filled (active) icon state. The bar uses subtle shadow and rounded corners (28px radius) for a modern feel.</w:t>
+      </w:r>
+    </w:p>
+    <w:tbl>
+      <w:tblPr>
+        <w:tblStyle w:val="TableGrid"/>
+        <w:tblW w:type="auto" w:w="0"/>
+        <w:tblLook w:firstColumn="1" w:firstRow="1" w:lastColumn="0" w:lastRow="0" w:noHBand="0" w:noVBand="1" w:val="04A0"/>
+      </w:tblPr>
+      <w:tblGrid>
+        <w:gridCol w:w="2880"/>
+        <w:gridCol w:w="2880"/>
+        <w:gridCol w:w="2880"/>
+      </w:tblGrid>
+      <w:tr>
+        <w:tc>
+          <w:tcPr>
+            <w:tcW w:type="dxa" w:w="2880"/>
+          </w:tcPr>
+          <w:p>
+            <w:r>
+              <w:rPr>
+                <w:b/>
+              </w:rPr>
+              <w:t>Tab</w:t>
+            </w:r>
+          </w:p>
+        </w:tc>
+        <w:tc>
+          <w:tcPr>
+            <w:tcW w:type="dxa" w:w="2880"/>
+          </w:tcPr>
+          <w:p>
+            <w:r>
+              <w:rPr>
+                <w:b/>
+              </w:rPr>
+              <w:t>Icon</w:t>
+            </w:r>
+          </w:p>
+        </w:tc>
+        <w:tc>
+          <w:tcPr>
+            <w:tcW w:type="dxa" w:w="2880"/>
+          </w:tcPr>
+          <w:p>
+            <w:r>
+              <w:rPr>
+                <w:b/>
+              </w:rPr>
+              <w:t>Screens</w:t>
+            </w:r>
+          </w:p>
+        </w:tc>
+      </w:tr>
+      <w:tr>
+        <w:tc>
+          <w:tcPr>
+            <w:tcW w:type="dxa" w:w="2880"/>
+          </w:tcPr>
+          <w:p/>
+        </w:tc>
+        <w:tc>
+          <w:tcPr>
+            <w:tcW w:type="dxa" w:w="2880"/>
+          </w:tcPr>
+          <w:p/>
+        </w:tc>
+        <w:tc>
+          <w:tcPr>
+            <w:tcW w:type="dxa" w:w="2880"/>
+          </w:tcPr>
+          <w:p/>
+        </w:tc>
+      </w:tr>
+      <w:tr>
+        <w:tc>
+          <w:tcPr>
+            <w:tcW w:type="dxa" w:w="2880"/>
+          </w:tcPr>
+          <w:p/>
+        </w:tc>
+        <w:tc>
+          <w:tcPr>
+            <w:tcW w:type="dxa" w:w="2880"/>
+          </w:tcPr>
+          <w:p/>
+        </w:tc>
+        <w:tc>
+          <w:tcPr>
+            <w:tcW w:type="dxa" w:w="2880"/>
+          </w:tcPr>
+          <w:p/>
+        </w:tc>
+      </w:tr>
+      <w:tr>
+        <w:tc>
+          <w:tcPr>
+            <w:tcW w:type="dxa" w:w="2880"/>
+          </w:tcPr>
+          <w:p/>
+        </w:tc>
+        <w:tc>
+          <w:tcPr>
+            <w:tcW w:type="dxa" w:w="2880"/>
+          </w:tcPr>
+          <w:p/>
+        </w:tc>
+        <w:tc>
+          <w:tcPr>
+            <w:tcW w:type="dxa" w:w="2880"/>
+          </w:tcPr>
+          <w:p/>
+        </w:tc>
+      </w:tr>
+      <w:tr>
+        <w:tc>
+          <w:tcPr>
+            <w:tcW w:type="dxa" w:w="2880"/>
+          </w:tcPr>
+          <w:p/>
+        </w:tc>
+        <w:tc>
+          <w:tcPr>
+            <w:tcW w:type="dxa" w:w="2880"/>
+          </w:tcPr>
+          <w:p/>
+        </w:tc>
+        <w:tc>
+          <w:tcPr>
+            <w:tcW w:type="dxa" w:w="2880"/>
+          </w:tcPr>
+          <w:p/>
+        </w:tc>
+      </w:tr>
+      <w:tr>
+        <w:tc>
+          <w:tcPr>
+            <w:tcW w:type="dxa" w:w="2880"/>
+          </w:tcPr>
+          <w:p/>
+        </w:tc>
+        <w:tc>
+          <w:tcPr>
+            <w:tcW w:type="dxa" w:w="2880"/>
+          </w:tcPr>
+          <w:p/>
+        </w:tc>
+        <w:tc>
+          <w:tcPr>
+            <w:tcW w:type="dxa" w:w="2880"/>
+          </w:tcPr>
+          <w:p/>
+        </w:tc>
+      </w:tr>
+      <w:tr>
+        <w:tc>
+          <w:tcPr>
+            <w:tcW w:type="dxa" w:w="2880"/>
+          </w:tcPr>
+          <w:p>
+            <w:r>
+              <w:t>Home</w:t>
+            </w:r>
+          </w:p>
+        </w:tc>
+        <w:tc>
+          <w:tcPr>
+            <w:tcW w:type="dxa" w:w="2880"/>
+          </w:tcPr>
+          <w:p>
+            <w:r>
+              <w:t>House</w:t>
+            </w:r>
+          </w:p>
+        </w:tc>
+        <w:tc>
+          <w:tcPr>
+            <w:tcW w:type="dxa" w:w="2880"/>
+          </w:tcPr>
+          <w:p>
+            <w:r>
+              <w:t>Home feed, announcements, upcoming meetups, group activity, borough badge</w:t>
+            </w:r>
+          </w:p>
+        </w:tc>
+      </w:tr>
+      <w:tr>
+        <w:tc>
+          <w:tcPr>
+            <w:tcW w:type="dxa" w:w="2880"/>
+          </w:tcPr>
+          <w:p>
+            <w:r>
+              <w:t>Connect</w:t>
+            </w:r>
+          </w:p>
+        </w:tc>
+        <w:tc>
+          <w:tcPr>
+            <w:tcW w:type="dxa" w:w="2880"/>
+          </w:tcPr>
+          <w:p>
+            <w:r>
+              <w:t>People/Chat</w:t>
+            </w:r>
+          </w:p>
+        </w:tc>
+        <w:tc>
+          <w:tcPr>
+            <w:tcW w:type="dxa" w:w="2880"/>
+          </w:tcPr>
+          <w:p>
+            <w:r>
+              <w:t>Groups list, group chat, DM inbox, create group, polls, saved messages</w:t>
+            </w:r>
+          </w:p>
+        </w:tc>
+      </w:tr>
+      <w:tr>
+        <w:tc>
+          <w:tcPr>
+            <w:tcW w:type="dxa" w:w="2880"/>
+          </w:tcPr>
+          <w:p>
+            <w:r>
+              <w:t>Discover</w:t>
+            </w:r>
+          </w:p>
+        </w:tc>
+        <w:tc>
+          <w:tcPr>
+            <w:tcW w:type="dxa" w:w="2880"/>
+          </w:tcPr>
+          <w:p>
+            <w:r>
+              <w:t>Compass/Map</w:t>
+            </w:r>
+          </w:p>
+        </w:tc>
+        <w:tc>
+          <w:tcPr>
+            <w:tcW w:type="dxa" w:w="2880"/>
+          </w:tcPr>
+          <w:p>
+            <w:r>
+              <w:t>Events list, meetup list, map view, create meetup, event/meetup detail</w:t>
+            </w:r>
+          </w:p>
+        </w:tc>
+      </w:tr>
+      <w:tr>
+        <w:tc>
+          <w:tcPr>
+            <w:tcW w:type="dxa" w:w="2880"/>
+          </w:tcPr>
+          <w:p>
+            <w:r>
+              <w:t>Market</w:t>
+            </w:r>
+          </w:p>
+        </w:tc>
+        <w:tc>
+          <w:tcPr>
+            <w:tcW w:type="dxa" w:w="2880"/>
+          </w:tcPr>
+          <w:p>
+            <w:r>
+              <w:t>Tag/Shop</w:t>
+            </w:r>
+          </w:p>
+        </w:tc>
+        <w:tc>
+          <w:tcPr>
+            <w:tcW w:type="dxa" w:w="2880"/>
+          </w:tcPr>
+          <w:p>
+            <w:r>
+              <w:t>Marketplace listing grid, item detail, create listing, seller DM</w:t>
+            </w:r>
+          </w:p>
+        </w:tc>
+      </w:tr>
+      <w:tr>
+        <w:tc>
+          <w:tcPr>
+            <w:tcW w:type="dxa" w:w="2880"/>
+          </w:tcPr>
+          <w:p>
+            <w:r>
+              <w:t>Profile</w:t>
+            </w:r>
+          </w:p>
+        </w:tc>
+        <w:tc>
+          <w:tcPr>
+            <w:tcW w:type="dxa" w:w="2880"/>
+          </w:tcPr>
+          <w:p>
+            <w:r>
+              <w:t>Person</w:t>
+            </w:r>
+          </w:p>
+        </w:tc>
+        <w:tc>
+          <w:tcPr>
+            <w:tcW w:type="dxa" w:w="2880"/>
+          </w:tcPr>
+          <w:p>
+            <w:r>
+              <w:t>Edit profile, subscription management, notifications, privacy, tutorial, legal</w:t>
+            </w:r>
+          </w:p>
+        </w:tc>
+      </w:tr>
+    </w:tbl>
+    <w:p>
+      <w:pPr>
+        <w:pStyle w:val="Heading2"/>
+      </w:pPr>
+      <w:r>
+        <w:t>3.2 Complete Screen Inventory</w:t>
+      </w:r>
+    </w:p>
+    <w:tbl>
+      <w:tblPr>
+        <w:tblStyle w:val="TableGrid"/>
+        <w:tblW w:type="auto" w:w="0"/>
+        <w:tblLook w:firstColumn="1" w:firstRow="1" w:lastColumn="0" w:lastRow="0" w:noHBand="0" w:noVBand="1" w:val="04A0"/>
+      </w:tblPr>
+      <w:tblGrid>
+        <w:gridCol w:w="2880"/>
+        <w:gridCol w:w="2880"/>
+        <w:gridCol w:w="2880"/>
+      </w:tblGrid>
+      <w:tr>
+        <w:tc>
+          <w:tcPr>
+            <w:tcW w:type="dxa" w:w="2880"/>
+          </w:tcPr>
+          <w:p>
+            <w:r>
+              <w:rPr>
+                <w:b/>
+              </w:rPr>
+              <w:t>Screen</w:t>
+            </w:r>
+          </w:p>
+        </w:tc>
+        <w:tc>
+          <w:tcPr>
+            <w:tcW w:type="dxa" w:w="2880"/>
+          </w:tcPr>
+          <w:p>
+            <w:r>
+              <w:rPr>
+                <w:b/>
+              </w:rPr>
+              <w:t>Tab</w:t>
+            </w:r>
+          </w:p>
+        </w:tc>
+        <w:tc>
+          <w:tcPr>
+            <w:tcW w:type="dxa" w:w="2880"/>
+          </w:tcPr>
+          <w:p>
+            <w:r>
+              <w:rPr>
+                <w:b/>
+              </w:rPr>
+              <w:t>Key Elements</w:t>
+            </w:r>
+          </w:p>
+        </w:tc>
+      </w:tr>
+      <w:tr>
+        <w:tc>
+          <w:tcPr>
+            <w:tcW w:type="dxa" w:w="2880"/>
+          </w:tcPr>
+          <w:p/>
+        </w:tc>
+        <w:tc>
+          <w:tcPr>
+            <w:tcW w:type="dxa" w:w="2880"/>
+          </w:tcPr>
+          <w:p/>
+        </w:tc>
+        <w:tc>
+          <w:tcPr>
+            <w:tcW w:type="dxa" w:w="2880"/>
+          </w:tcPr>
+          <w:p/>
+        </w:tc>
+      </w:tr>
+      <w:tr>
+        <w:tc>
+          <w:tcPr>
+            <w:tcW w:type="dxa" w:w="2880"/>
+          </w:tcPr>
+          <w:p/>
+        </w:tc>
+        <w:tc>
+          <w:tcPr>
+            <w:tcW w:type="dxa" w:w="2880"/>
+          </w:tcPr>
+          <w:p/>
+        </w:tc>
+        <w:tc>
+          <w:tcPr>
+            <w:tcW w:type="dxa" w:w="2880"/>
+          </w:tcPr>
+          <w:p/>
+        </w:tc>
+      </w:tr>
+      <w:tr>
+        <w:tc>
+          <w:tcPr>
+            <w:tcW w:type="dxa" w:w="2880"/>
+          </w:tcPr>
+          <w:p/>
+        </w:tc>
+        <w:tc>
+          <w:tcPr>
+            <w:tcW w:type="dxa" w:w="2880"/>
+          </w:tcPr>
+          <w:p/>
+        </w:tc>
+        <w:tc>
+          <w:tcPr>
+            <w:tcW w:type="dxa" w:w="2880"/>
+          </w:tcPr>
+          <w:p/>
+        </w:tc>
+      </w:tr>
+      <w:tr>
+        <w:tc>
+          <w:tcPr>
+            <w:tcW w:type="dxa" w:w="2880"/>
+          </w:tcPr>
+          <w:p/>
+        </w:tc>
+        <w:tc>
+          <w:tcPr>
+            <w:tcW w:type="dxa" w:w="2880"/>
+          </w:tcPr>
+          <w:p/>
+        </w:tc>
+        <w:tc>
+          <w:tcPr>
+            <w:tcW w:type="dxa" w:w="2880"/>
+          </w:tcPr>
+          <w:p/>
+        </w:tc>
+      </w:tr>
+      <w:tr>
+        <w:tc>
+          <w:tcPr>
+            <w:tcW w:type="dxa" w:w="2880"/>
+          </w:tcPr>
+          <w:p/>
+        </w:tc>
+        <w:tc>
+          <w:tcPr>
+            <w:tcW w:type="dxa" w:w="2880"/>
+          </w:tcPr>
+          <w:p/>
+        </w:tc>
+        <w:tc>
+          <w:tcPr>
+            <w:tcW w:type="dxa" w:w="2880"/>
+          </w:tcPr>
+          <w:p/>
+        </w:tc>
+      </w:tr>
+      <w:tr>
+        <w:tc>
+          <w:tcPr>
+            <w:tcW w:type="dxa" w:w="2880"/>
+          </w:tcPr>
+          <w:p/>
+        </w:tc>
+        <w:tc>
+          <w:tcPr>
+            <w:tcW w:type="dxa" w:w="2880"/>
+          </w:tcPr>
+          <w:p/>
+        </w:tc>
+        <w:tc>
+          <w:tcPr>
+            <w:tcW w:type="dxa" w:w="2880"/>
+          </w:tcPr>
+          <w:p/>
+        </w:tc>
+      </w:tr>
+      <w:tr>
+        <w:tc>
+          <w:tcPr>
+            <w:tcW w:type="dxa" w:w="2880"/>
+          </w:tcPr>
+          <w:p/>
+        </w:tc>
+        <w:tc>
+          <w:tcPr>
+            <w:tcW w:type="dxa" w:w="2880"/>
+          </w:tcPr>
+          <w:p/>
+        </w:tc>
+        <w:tc>
+          <w:tcPr>
+            <w:tcW w:type="dxa" w:w="2880"/>
+          </w:tcPr>
+          <w:p/>
+        </w:tc>
+      </w:tr>
+      <w:tr>
+        <w:tc>
+          <w:tcPr>
+            <w:tcW w:type="dxa" w:w="2880"/>
+          </w:tcPr>
+          <w:p/>
+        </w:tc>
+        <w:tc>
+          <w:tcPr>
+            <w:tcW w:type="dxa" w:w="2880"/>
+          </w:tcPr>
+          <w:p/>
+        </w:tc>
+        <w:tc>
+          <w:tcPr>
+            <w:tcW w:type="dxa" w:w="2880"/>
+          </w:tcPr>
+          <w:p/>
+        </w:tc>
+      </w:tr>
+      <w:tr>
+        <w:tc>
+          <w:tcPr>
+            <w:tcW w:type="dxa" w:w="2880"/>
+          </w:tcPr>
+          <w:p/>
+        </w:tc>
+        <w:tc>
+          <w:tcPr>
+            <w:tcW w:type="dxa" w:w="2880"/>
+          </w:tcPr>
+          <w:p/>
+        </w:tc>
+        <w:tc>
+          <w:tcPr>
+            <w:tcW w:type="dxa" w:w="2880"/>
+          </w:tcPr>
+          <w:p/>
+        </w:tc>
+      </w:tr>
+      <w:tr>
+        <w:tc>
+          <w:tcPr>
+            <w:tcW w:type="dxa" w:w="2880"/>
+          </w:tcPr>
+          <w:p/>
+        </w:tc>
+        <w:tc>
+          <w:tcPr>
+            <w:tcW w:type="dxa" w:w="2880"/>
+          </w:tcPr>
+          <w:p/>
+        </w:tc>
+        <w:tc>
+          <w:tcPr>
+            <w:tcW w:type="dxa" w:w="2880"/>
+          </w:tcPr>
+          <w:p/>
+        </w:tc>
+      </w:tr>
+      <w:tr>
+        <w:tc>
+          <w:tcPr>
+            <w:tcW w:type="dxa" w:w="2880"/>
+          </w:tcPr>
+          <w:p/>
+        </w:tc>
+        <w:tc>
+          <w:tcPr>
+            <w:tcW w:type="dxa" w:w="2880"/>
+          </w:tcPr>
+          <w:p/>
+        </w:tc>
+        <w:tc>
+          <w:tcPr>
+            <w:tcW w:type="dxa" w:w="2880"/>
+          </w:tcPr>
+          <w:p/>
+        </w:tc>
+      </w:tr>
+      <w:tr>
+        <w:tc>
+          <w:tcPr>
+            <w:tcW w:type="dxa" w:w="2880"/>
+          </w:tcPr>
+          <w:p/>
+        </w:tc>
+        <w:tc>
+          <w:tcPr>
+            <w:tcW w:type="dxa" w:w="2880"/>
+          </w:tcPr>
+          <w:p/>
+        </w:tc>
+        <w:tc>
+          <w:tcPr>
+            <w:tcW w:type="dxa" w:w="2880"/>
+          </w:tcPr>
+          <w:p/>
+        </w:tc>
+      </w:tr>
+      <w:tr>
+        <w:tc>
+          <w:tcPr>
+            <w:tcW w:type="dxa" w:w="2880"/>
+          </w:tcPr>
+          <w:p/>
+        </w:tc>
+        <w:tc>
+          <w:tcPr>
+            <w:tcW w:type="dxa" w:w="2880"/>
+          </w:tcPr>
+          <w:p/>
+        </w:tc>
+        <w:tc>
+          <w:tcPr>
+            <w:tcW w:type="dxa" w:w="2880"/>
+          </w:tcPr>
+          <w:p/>
+        </w:tc>
+      </w:tr>
+      <w:tr>
+        <w:tc>
+          <w:tcPr>
+            <w:tcW w:type="dxa" w:w="2880"/>
+          </w:tcPr>
+          <w:p/>
+        </w:tc>
+        <w:tc>
+          <w:tcPr>
+            <w:tcW w:type="dxa" w:w="2880"/>
+          </w:tcPr>
+          <w:p/>
+        </w:tc>
+        <w:tc>
+          <w:tcPr>
+            <w:tcW w:type="dxa" w:w="2880"/>
+          </w:tcPr>
+          <w:p/>
+        </w:tc>
+      </w:tr>
+      <w:tr>
+        <w:tc>
+          <w:tcPr>
+            <w:tcW w:type="dxa" w:w="2880"/>
+          </w:tcPr>
+          <w:p/>
+        </w:tc>
+        <w:tc>
+          <w:tcPr>
+            <w:tcW w:type="dxa" w:w="2880"/>
+          </w:tcPr>
+          <w:p/>
+        </w:tc>
+        <w:tc>
+          <w:tcPr>
+            <w:tcW w:type="dxa" w:w="2880"/>
+          </w:tcPr>
+          <w:p/>
+        </w:tc>
+      </w:tr>
+      <w:tr>
+        <w:tc>
+          <w:tcPr>
+            <w:tcW w:type="dxa" w:w="2880"/>
+          </w:tcPr>
+          <w:p/>
+        </w:tc>
+        <w:tc>
+          <w:tcPr>
+            <w:tcW w:type="dxa" w:w="2880"/>
+          </w:tcPr>
+          <w:p/>
+        </w:tc>
+        <w:tc>
+          <w:tcPr>
+            <w:tcW w:type="dxa" w:w="2880"/>
+          </w:tcPr>
+          <w:p/>
+        </w:tc>
+      </w:tr>
+      <w:tr>
+        <w:tc>
+          <w:tcPr>
+            <w:tcW w:type="dxa" w:w="2880"/>
+          </w:tcPr>
+          <w:p/>
+        </w:tc>
+        <w:tc>
+          <w:tcPr>
+            <w:tcW w:type="dxa" w:w="2880"/>
+          </w:tcPr>
+          <w:p/>
+        </w:tc>
+        <w:tc>
+          <w:tcPr>
+            <w:tcW w:type="dxa" w:w="2880"/>
+          </w:tcPr>
+          <w:p/>
+        </w:tc>
+      </w:tr>
+      <w:tr>
+        <w:tc>
+          <w:tcPr>
+            <w:tcW w:type="dxa" w:w="2880"/>
+          </w:tcPr>
+          <w:p/>
+        </w:tc>
+        <w:tc>
+          <w:tcPr>
+            <w:tcW w:type="dxa" w:w="2880"/>
+          </w:tcPr>
+          <w:p/>
+        </w:tc>
+        <w:tc>
+          <w:tcPr>
+            <w:tcW w:type="dxa" w:w="2880"/>
+          </w:tcPr>
+          <w:p/>
+        </w:tc>
+      </w:tr>
+      <w:tr>
+        <w:tc>
+          <w:tcPr>
+            <w:tcW w:type="dxa" w:w="2880"/>
+          </w:tcPr>
+          <w:p/>
+        </w:tc>
+        <w:tc>
+          <w:tcPr>
+            <w:tcW w:type="dxa" w:w="2880"/>
+          </w:tcPr>
+          <w:p/>
+        </w:tc>
+        <w:tc>
+          <w:tcPr>
+            <w:tcW w:type="dxa" w:w="2880"/>
+          </w:tcPr>
+          <w:p/>
+        </w:tc>
+      </w:tr>
+      <w:tr>
+        <w:tc>
+          <w:tcPr>
+            <w:tcW w:type="dxa" w:w="2880"/>
+          </w:tcPr>
+          <w:p/>
+        </w:tc>
+        <w:tc>
+          <w:tcPr>
+            <w:tcW w:type="dxa" w:w="2880"/>
+          </w:tcPr>
+          <w:p/>
+        </w:tc>
+        <w:tc>
+          <w:tcPr>
+            <w:tcW w:type="dxa" w:w="2880"/>
+          </w:tcPr>
+          <w:p/>
+        </w:tc>
+      </w:tr>
+      <w:tr>
+        <w:tc>
+          <w:tcPr>
+            <w:tcW w:type="dxa" w:w="2880"/>
+          </w:tcPr>
+          <w:p/>
+        </w:tc>
+        <w:tc>
+          <w:tcPr>
+            <w:tcW w:type="dxa" w:w="2880"/>
+          </w:tcPr>
+          <w:p/>
+        </w:tc>
+        <w:tc>
+          <w:tcPr>
+            <w:tcW w:type="dxa" w:w="2880"/>
+          </w:tcPr>
+          <w:p/>
+        </w:tc>
+      </w:tr>
+      <w:tr>
+        <w:tc>
+          <w:tcPr>
+            <w:tcW w:type="dxa" w:w="2880"/>
+          </w:tcPr>
+          <w:p/>
+        </w:tc>
+        <w:tc>
+          <w:tcPr>
+            <w:tcW w:type="dxa" w:w="2880"/>
+          </w:tcPr>
+          <w:p/>
+        </w:tc>
+        <w:tc>
+          <w:tcPr>
+            <w:tcW w:type="dxa" w:w="2880"/>
+          </w:tcPr>
+          <w:p/>
+        </w:tc>
+      </w:tr>
+      <w:tr>
+        <w:tc>
+          <w:tcPr>
+            <w:tcW w:type="dxa" w:w="2880"/>
+          </w:tcPr>
+          <w:p/>
+        </w:tc>
+        <w:tc>
+          <w:tcPr>
+            <w:tcW w:type="dxa" w:w="2880"/>
+          </w:tcPr>
+          <w:p/>
+        </w:tc>
+        <w:tc>
+          <w:tcPr>
+            <w:tcW w:type="dxa" w:w="2880"/>
+          </w:tcPr>
+          <w:p/>
+        </w:tc>
+      </w:tr>
+      <w:tr>
+        <w:tc>
+          <w:tcPr>
+            <w:tcW w:type="dxa" w:w="2880"/>
+          </w:tcPr>
+          <w:p/>
+        </w:tc>
+        <w:tc>
+          <w:tcPr>
+            <w:tcW w:type="dxa" w:w="2880"/>
+          </w:tcPr>
+          <w:p/>
+        </w:tc>
+        <w:tc>
+          <w:tcPr>
+            <w:tcW w:type="dxa" w:w="2880"/>
+          </w:tcPr>
+          <w:p/>
+        </w:tc>
+      </w:tr>
+      <w:tr>
+        <w:tc>
+          <w:tcPr>
+            <w:tcW w:type="dxa" w:w="2880"/>
+          </w:tcPr>
+          <w:p/>
+        </w:tc>
+        <w:tc>
+          <w:tcPr>
+            <w:tcW w:type="dxa" w:w="2880"/>
+          </w:tcPr>
+          <w:p/>
+        </w:tc>
+        <w:tc>
+          <w:tcPr>
+            <w:tcW w:type="dxa" w:w="2880"/>
+          </w:tcPr>
+          <w:p/>
+        </w:tc>
+      </w:tr>
+      <w:tr>
+        <w:tc>
+          <w:tcPr>
+            <w:tcW w:type="dxa" w:w="2880"/>
+          </w:tcPr>
+          <w:p/>
+        </w:tc>
+        <w:tc>
+          <w:tcPr>
+            <w:tcW w:type="dxa" w:w="2880"/>
+          </w:tcPr>
+          <w:p/>
+        </w:tc>
+        <w:tc>
+          <w:tcPr>
+            <w:tcW w:type="dxa" w:w="2880"/>
+          </w:tcPr>
+          <w:p/>
+        </w:tc>
+      </w:tr>
+      <w:tr>
+        <w:tc>
+          <w:tcPr>
+            <w:tcW w:type="dxa" w:w="2880"/>
+          </w:tcPr>
+          <w:p/>
+        </w:tc>
+        <w:tc>
+          <w:tcPr>
+            <w:tcW w:type="dxa" w:w="2880"/>
+          </w:tcPr>
+          <w:p/>
+        </w:tc>
+        <w:tc>
+          <w:tcPr>
+            <w:tcW w:type="dxa" w:w="2880"/>
+          </w:tcPr>
+          <w:p/>
+        </w:tc>
+      </w:tr>
+      <w:tr>
+        <w:tc>
+          <w:tcPr>
+            <w:tcW w:type="dxa" w:w="2880"/>
+          </w:tcPr>
+          <w:p>
+            <w:r>
+              <w:t>Splash Screen</w:t>
+            </w:r>
+          </w:p>
+        </w:tc>
+        <w:tc>
+          <w:tcPr>
+            <w:tcW w:type="dxa" w:w="2880"/>
+          </w:tcPr>
+          <w:p>
+            <w:r>
+              <w:t>System</w:t>
+            </w:r>
+          </w:p>
+        </w:tc>
+        <w:tc>
+          <w:tcPr>
+            <w:tcW w:type="dxa" w:w="2880"/>
+          </w:tcPr>
+          <w:p>
+            <w:r>
+              <w:t>Huddl logo, loading animation, Firebase init</w:t>
+            </w:r>
+          </w:p>
+        </w:tc>
+      </w:tr>
+      <w:tr>
+        <w:tc>
+          <w:tcPr>
+            <w:tcW w:type="dxa" w:w="2880"/>
+          </w:tcPr>
+          <w:p>
+            <w:r>
+              <w:t>Onboarding Carousel</w:t>
+            </w:r>
+          </w:p>
+        </w:tc>
+        <w:tc>
+          <w:tcPr>
+            <w:tcW w:type="dxa" w:w="2880"/>
+          </w:tcPr>
+          <w:p>
+            <w:r>
+              <w:t>System</w:t>
+            </w:r>
+          </w:p>
+        </w:tc>
+        <w:tc>
+          <w:tcPr>
+            <w:tcW w:type="dxa" w:w="2880"/>
+          </w:tcPr>
+          <w:p>
+            <w:r>
+              <w:t>5-card swipeable intro to app features</w:t>
+            </w:r>
+          </w:p>
+        </w:tc>
+      </w:tr>
+      <w:tr>
+        <w:tc>
+          <w:tcPr>
+            <w:tcW w:type="dxa" w:w="2880"/>
+          </w:tcPr>
+          <w:p>
+            <w:r>
+              <w:t>Phone Number Entry</w:t>
+            </w:r>
+          </w:p>
+        </w:tc>
+        <w:tc>
+          <w:tcPr>
+            <w:tcW w:type="dxa" w:w="2880"/>
+          </w:tcPr>
+          <w:p>
+            <w:r>
+              <w:t>Auth</w:t>
+            </w:r>
+          </w:p>
+        </w:tc>
+        <w:tc>
+          <w:tcPr>
+            <w:tcW w:type="dxa" w:w="2880"/>
+          </w:tcPr>
+          <w:p>
+            <w:r>
+              <w:t>Country picker (+44 UK default), phone input, Continue CTA</w:t>
+            </w:r>
+          </w:p>
+        </w:tc>
+      </w:tr>
+      <w:tr>
+        <w:tc>
+          <w:tcPr>
+            <w:tcW w:type="dxa" w:w="2880"/>
+          </w:tcPr>
+          <w:p>
+            <w:r>
+              <w:t>OTP Verification</w:t>
+            </w:r>
+          </w:p>
+        </w:tc>
+        <w:tc>
+          <w:tcPr>
+            <w:tcW w:type="dxa" w:w="2880"/>
+          </w:tcPr>
+          <w:p>
+            <w:r>
+              <w:t>Auth</w:t>
+            </w:r>
+          </w:p>
+        </w:tc>
+        <w:tc>
+          <w:tcPr>
+            <w:tcW w:type="dxa" w:w="2880"/>
+          </w:tcPr>
+          <w:p>
+            <w:r>
+              <w:t>6-digit code input, resend timer (60s), loading states, retry flow</w:t>
+            </w:r>
+          </w:p>
+        </w:tc>
+      </w:tr>
+      <w:tr>
+        <w:tc>
+          <w:tcPr>
+            <w:tcW w:type="dxa" w:w="2880"/>
+          </w:tcPr>
+          <w:p>
+            <w:r>
+              <w:t>Name Input</w:t>
+            </w:r>
+          </w:p>
+        </w:tc>
+        <w:tc>
+          <w:tcPr>
+            <w:tcW w:type="dxa" w:w="2880"/>
+          </w:tcPr>
+          <w:p>
+            <w:r>
+              <w:t>Onboarding</w:t>
+            </w:r>
+          </w:p>
+        </w:tc>
+        <w:tc>
+          <w:tcPr>
+            <w:tcW w:type="dxa" w:w="2880"/>
+          </w:tcPr>
+          <w:p>
+            <w:r>
+              <w:t>First name input, validation, progress bar</w:t>
+            </w:r>
+          </w:p>
+        </w:tc>
+      </w:tr>
+      <w:tr>
+        <w:tc>
+          <w:tcPr>
+            <w:tcW w:type="dxa" w:w="2880"/>
+          </w:tcPr>
+          <w:p>
+            <w:r>
+              <w:t>Password Setup</w:t>
+            </w:r>
+          </w:p>
+        </w:tc>
+        <w:tc>
+          <w:tcPr>
+            <w:tcW w:type="dxa" w:w="2880"/>
+          </w:tcPr>
+          <w:p>
+            <w:r>
+              <w:t>Onboarding</w:t>
+            </w:r>
+          </w:p>
+        </w:tc>
+        <w:tc>
+          <w:tcPr>
+            <w:tcW w:type="dxa" w:w="2880"/>
+          </w:tcPr>
+          <w:p>
+            <w:r>
+              <w:t>Secure password, confirmation, strength indicator</w:t>
+            </w:r>
+          </w:p>
+        </w:tc>
+      </w:tr>
+      <w:tr>
+        <w:tc>
+          <w:tcPr>
+            <w:tcW w:type="dxa" w:w="2880"/>
+          </w:tcPr>
+          <w:p>
+            <w:r>
+              <w:t>Parent Type</w:t>
+            </w:r>
+          </w:p>
+        </w:tc>
+        <w:tc>
+          <w:tcPr>
+            <w:tcW w:type="dxa" w:w="2880"/>
+          </w:tcPr>
+          <w:p>
+            <w:r>
+              <w:t>Onboarding</w:t>
+            </w:r>
+          </w:p>
+        </w:tc>
+        <w:tc>
+          <w:tcPr>
+            <w:tcW w:type="dxa" w:w="2880"/>
+          </w:tcPr>
+          <w:p>
+            <w:r>
+              <w:t>Aspiring / Expecting / New Parent / Experienced — tap to select</w:t>
+            </w:r>
+          </w:p>
+        </w:tc>
+      </w:tr>
+      <w:tr>
+        <w:tc>
+          <w:tcPr>
+            <w:tcW w:type="dxa" w:w="2880"/>
+          </w:tcPr>
+          <w:p>
+            <w:r>
+              <w:t>Stage of Life</w:t>
+            </w:r>
+          </w:p>
+        </w:tc>
+        <w:tc>
+          <w:tcPr>
+            <w:tcW w:type="dxa" w:w="2880"/>
+          </w:tcPr>
+          <w:p>
+            <w:r>
+              <w:t>Onboarding</w:t>
+            </w:r>
+          </w:p>
+        </w:tc>
+        <w:tc>
+          <w:tcPr>
+            <w:tcW w:type="dxa" w:w="2880"/>
+          </w:tcPr>
+          <w:p>
+            <w:r>
+              <w:t>Subcategory selection within parent type</w:t>
+            </w:r>
+          </w:p>
+        </w:tc>
+      </w:tr>
+      <w:tr>
+        <w:tc>
+          <w:tcPr>
+            <w:tcW w:type="dxa" w:w="2880"/>
+          </w:tcPr>
+          <w:p>
+            <w:r>
+              <w:t>About You</w:t>
+            </w:r>
+          </w:p>
+        </w:tc>
+        <w:tc>
+          <w:tcPr>
+            <w:tcW w:type="dxa" w:w="2880"/>
+          </w:tcPr>
+          <w:p>
+            <w:r>
+              <w:t>Onboarding</w:t>
+            </w:r>
+          </w:p>
+        </w:tc>
+        <w:tc>
+          <w:tcPr>
+            <w:tcW w:type="dxa" w:w="2880"/>
+          </w:tcPr>
+          <w:p>
+            <w:r>
+              <w:t>Bio text field, optional</w:t>
+            </w:r>
+          </w:p>
+        </w:tc>
+      </w:tr>
+      <w:tr>
+        <w:tc>
+          <w:tcPr>
+            <w:tcW w:type="dxa" w:w="2880"/>
+          </w:tcPr>
+          <w:p>
+            <w:r>
+              <w:t>Child Info</w:t>
+            </w:r>
+          </w:p>
+        </w:tc>
+        <w:tc>
+          <w:tcPr>
+            <w:tcW w:type="dxa" w:w="2880"/>
+          </w:tcPr>
+          <w:p>
+            <w:r>
+              <w:t>Onboarding</w:t>
+            </w:r>
+          </w:p>
+        </w:tc>
+        <w:tc>
+          <w:tcPr>
+            <w:tcW w:type="dxa" w:w="2880"/>
+          </w:tcPr>
+          <w:p>
+            <w:r>
+              <w:t>Add child name and DOB — repeatable, add another CTA</w:t>
+            </w:r>
+          </w:p>
+        </w:tc>
+      </w:tr>
+      <w:tr>
+        <w:tc>
+          <w:tcPr>
+            <w:tcW w:type="dxa" w:w="2880"/>
+          </w:tcPr>
+          <w:p>
+            <w:r>
+              <w:t>Due Date</w:t>
+            </w:r>
+          </w:p>
+        </w:tc>
+        <w:tc>
+          <w:tcPr>
+            <w:tcW w:type="dxa" w:w="2880"/>
+          </w:tcPr>
+          <w:p>
+            <w:r>
+              <w:t>Onboarding</w:t>
+            </w:r>
+          </w:p>
+        </w:tc>
+        <w:tc>
+          <w:tcPr>
+            <w:tcW w:type="dxa" w:w="2880"/>
+          </w:tcPr>
+          <w:p>
+            <w:r>
+              <w:t>Date picker for expecting parents</w:t>
+            </w:r>
+          </w:p>
+        </w:tc>
+      </w:tr>
+      <w:tr>
+        <w:tc>
+          <w:tcPr>
+            <w:tcW w:type="dxa" w:w="2880"/>
+          </w:tcPr>
+          <w:p>
+            <w:r>
+              <w:t>Postcode Entry</w:t>
+            </w:r>
+          </w:p>
+        </w:tc>
+        <w:tc>
+          <w:tcPr>
+            <w:tcW w:type="dxa" w:w="2880"/>
+          </w:tcPr>
+          <w:p>
+            <w:r>
+              <w:t>Onboarding</w:t>
+            </w:r>
+          </w:p>
+        </w:tc>
+        <w:tc>
+          <w:tcPr>
+            <w:tcW w:type="dxa" w:w="2880"/>
+          </w:tcPr>
+          <w:p>
+            <w:r>
+              <w:t>UK postcode input, borough auto-detection via API</w:t>
+            </w:r>
+          </w:p>
+        </w:tc>
+      </w:tr>
+      <w:tr>
+        <w:tc>
+          <w:tcPr>
+            <w:tcW w:type="dxa" w:w="2880"/>
+          </w:tcPr>
+          <w:p>
+            <w:r>
+              <w:t>Add Photo</w:t>
+            </w:r>
+          </w:p>
+        </w:tc>
+        <w:tc>
+          <w:tcPr>
+            <w:tcW w:type="dxa" w:w="2880"/>
+          </w:tcPr>
+          <w:p>
+            <w:r>
+              <w:t>Onboarding</w:t>
+            </w:r>
+          </w:p>
+        </w:tc>
+        <w:tc>
+          <w:tcPr>
+            <w:tcW w:type="dxa" w:w="2880"/>
+          </w:tcPr>
+          <w:p>
+            <w:r>
+              <w:t>Camera/gallery picker, circle crop, skip option</w:t>
+            </w:r>
+          </w:p>
+        </w:tc>
+      </w:tr>
+      <w:tr>
+        <w:tc>
+          <w:tcPr>
+            <w:tcW w:type="dxa" w:w="2880"/>
+          </w:tcPr>
+          <w:p>
+            <w:r>
+              <w:t>Welcome Complete</w:t>
+            </w:r>
+          </w:p>
+        </w:tc>
+        <w:tc>
+          <w:tcPr>
+            <w:tcW w:type="dxa" w:w="2880"/>
+          </w:tcPr>
+          <w:p>
+            <w:r>
+              <w:t>Onboarding</w:t>
+            </w:r>
+          </w:p>
+        </w:tc>
+        <w:tc>
+          <w:tcPr>
+            <w:tcW w:type="dxa" w:w="2880"/>
+          </w:tcPr>
+          <w:p>
+            <w:r>
+              <w:t>Confirmation screen, auto-navigate to main app</w:t>
+            </w:r>
+          </w:p>
+        </w:tc>
+      </w:tr>
+      <w:tr>
+        <w:tc>
+          <w:tcPr>
+            <w:tcW w:type="dxa" w:w="2880"/>
+          </w:tcPr>
+          <w:p>
+            <w:r>
+              <w:t>Home</w:t>
+            </w:r>
+          </w:p>
+        </w:tc>
+        <w:tc>
+          <w:tcPr>
+            <w:tcW w:type="dxa" w:w="2880"/>
+          </w:tcPr>
+          <w:p>
+            <w:r>
+              <w:t>Home</w:t>
+            </w:r>
+          </w:p>
+        </w:tc>
+        <w:tc>
+          <w:tcPr>
+            <w:tcW w:type="dxa" w:w="2880"/>
+          </w:tcPr>
+          <w:p>
+            <w:r>
+              <w:t>AI smart feed, announcements banner, upcoming meetups row, group activity cards, borough badge</w:t>
+            </w:r>
+          </w:p>
+        </w:tc>
+      </w:tr>
+      <w:tr>
+        <w:tc>
+          <w:tcPr>
+            <w:tcW w:type="dxa" w:w="2880"/>
+          </w:tcPr>
+          <w:p>
+            <w:r>
+              <w:t>Groups</w:t>
+            </w:r>
+          </w:p>
+        </w:tc>
+        <w:tc>
+          <w:tcPr>
+            <w:tcW w:type="dxa" w:w="2880"/>
+          </w:tcPr>
+          <w:p>
+            <w:r>
+              <w:t>Connect</w:t>
+            </w:r>
+          </w:p>
+        </w:tc>
+        <w:tc>
+          <w:tcPr>
+            <w:tcW w:type="dxa" w:w="2880"/>
+          </w:tcPr>
+          <w:p>
+            <w:r>
+              <w:t>Public groups list, user's groups section, create group FAB</w:t>
+            </w:r>
+          </w:p>
+        </w:tc>
+      </w:tr>
+      <w:tr>
+        <w:tc>
+          <w:tcPr>
+            <w:tcW w:type="dxa" w:w="2880"/>
+          </w:tcPr>
+          <w:p>
+            <w:r>
+              <w:t>Group Chat</w:t>
+            </w:r>
+          </w:p>
+        </w:tc>
+        <w:tc>
+          <w:tcPr>
+            <w:tcW w:type="dxa" w:w="2880"/>
+          </w:tcPr>
+          <w:p>
+            <w:r>
+              <w:t>Connect</w:t>
+            </w:r>
+          </w:p>
+        </w:tc>
+        <w:tc>
+          <w:tcPr>
+            <w:tcW w:type="dxa" w:w="2880"/>
+          </w:tcPr>
+          <w:p>
+            <w:r>
+              <w:t>Message list, input bar, attach media, polls, thread replies, AI Summary button</w:t>
+            </w:r>
+          </w:p>
+        </w:tc>
+      </w:tr>
+      <w:tr>
+        <w:tc>
+          <w:tcPr>
+            <w:tcW w:type="dxa" w:w="2880"/>
+          </w:tcPr>
+          <w:p>
+            <w:r>
+              <w:t>DM Chat</w:t>
+            </w:r>
+          </w:p>
+        </w:tc>
+        <w:tc>
+          <w:tcPr>
+            <w:tcW w:type="dxa" w:w="2880"/>
+          </w:tcPr>
+          <w:p>
+            <w:r>
+              <w:t>Connect</w:t>
+            </w:r>
+          </w:p>
+        </w:tc>
+        <w:tc>
+          <w:tcPr>
+            <w:tcW w:type="dxa" w:w="2880"/>
+          </w:tcPr>
+          <w:p>
+            <w:r>
+              <w:t>1:1 message thread, read receipts, typing indicator</w:t>
+            </w:r>
+          </w:p>
+        </w:tc>
+      </w:tr>
+      <w:tr>
+        <w:tc>
+          <w:tcPr>
+            <w:tcW w:type="dxa" w:w="2880"/>
+          </w:tcPr>
+          <w:p>
+            <w:r>
+              <w:t>Events</w:t>
+            </w:r>
+          </w:p>
+        </w:tc>
+        <w:tc>
+          <w:tcPr>
+            <w:tcW w:type="dxa" w:w="2880"/>
+          </w:tcPr>
+          <w:p>
+            <w:r>
+              <w:t>Discover</w:t>
+            </w:r>
+          </w:p>
+        </w:tc>
+        <w:tc>
+          <w:tcPr>
+            <w:tcW w:type="dxa" w:w="2880"/>
+          </w:tcPr>
+          <w:p>
+            <w:r>
+              <w:t>Tabbed: AI Events / Meetups. Map/List toggle. Age filter. Date filter.</w:t>
+            </w:r>
+          </w:p>
+        </w:tc>
+      </w:tr>
+      <w:tr>
+        <w:tc>
+          <w:tcPr>
+            <w:tcW w:type="dxa" w:w="2880"/>
+          </w:tcPr>
+          <w:p>
+            <w:r>
+              <w:t>Create Meetup</w:t>
+            </w:r>
+          </w:p>
+        </w:tc>
+        <w:tc>
+          <w:tcPr>
+            <w:tcW w:type="dxa" w:w="2880"/>
+          </w:tcPr>
+          <w:p>
+            <w:r>
+              <w:t>Discover</w:t>
+            </w:r>
+          </w:p>
+        </w:tc>
+        <w:tc>
+          <w:tcPr>
+            <w:tcW w:type="dxa" w:w="2880"/>
+          </w:tcPr>
+          <w:p>
+            <w:r>
+              <w:t>Title, description, date/time, location, max attendees</w:t>
+            </w:r>
+          </w:p>
+        </w:tc>
+      </w:tr>
+      <w:tr>
+        <w:tc>
+          <w:tcPr>
+            <w:tcW w:type="dxa" w:w="2880"/>
+          </w:tcPr>
+          <w:p>
+            <w:r>
+              <w:t>Marketplace</w:t>
+            </w:r>
+          </w:p>
+        </w:tc>
+        <w:tc>
+          <w:tcPr>
+            <w:tcW w:type="dxa" w:w="2880"/>
+          </w:tcPr>
+          <w:p>
+            <w:r>
+              <w:t>Market</w:t>
+            </w:r>
+          </w:p>
+        </w:tc>
+        <w:tc>
+          <w:tcPr>
+            <w:tcW w:type="dxa" w:w="2880"/>
+          </w:tcPr>
+          <w:p>
+            <w:r>
+              <w:t>Grid of listing cards. Category filter bar. Search. Create listing FAB.</w:t>
+            </w:r>
+          </w:p>
+        </w:tc>
+      </w:tr>
+      <w:tr>
+        <w:tc>
+          <w:tcPr>
+            <w:tcW w:type="dxa" w:w="2880"/>
+          </w:tcPr>
+          <w:p>
+            <w:r>
+              <w:t>Item Detail</w:t>
+            </w:r>
+          </w:p>
+        </w:tc>
+        <w:tc>
+          <w:tcPr>
+            <w:tcW w:type="dxa" w:w="2880"/>
+          </w:tcPr>
+          <w:p>
+            <w:r>
+              <w:t>Market</w:t>
+            </w:r>
+          </w:p>
+        </w:tc>
+        <w:tc>
+          <w:tcPr>
+            <w:tcW w:type="dxa" w:w="2880"/>
+          </w:tcPr>
+          <w:p>
+            <w:r>
+              <w:t>Photo carousel, description, price, seller info, Message Seller CTA</w:t>
+            </w:r>
+          </w:p>
+        </w:tc>
+      </w:tr>
+      <w:tr>
+        <w:tc>
+          <w:tcPr>
+            <w:tcW w:type="dxa" w:w="2880"/>
+          </w:tcPr>
+          <w:p>
+            <w:r>
+              <w:t>Create Listing</w:t>
+            </w:r>
+          </w:p>
+        </w:tc>
+        <w:tc>
+          <w:tcPr>
+            <w:tcW w:type="dxa" w:w="2880"/>
+          </w:tcPr>
+          <w:p>
+            <w:r>
+              <w:t>Market</w:t>
+            </w:r>
+          </w:p>
+        </w:tc>
+        <w:tc>
+          <w:tcPr>
+            <w:tcW w:type="dxa" w:w="2880"/>
+          </w:tcPr>
+          <w:p>
+            <w:r>
+              <w:t>Photos (up to limit), title, description (AI Writer button), price, category</w:t>
+            </w:r>
+          </w:p>
+        </w:tc>
+      </w:tr>
+      <w:tr>
+        <w:tc>
+          <w:tcPr>
+            <w:tcW w:type="dxa" w:w="2880"/>
+          </w:tcPr>
+          <w:p>
+            <w:r>
+              <w:t>Profile</w:t>
+            </w:r>
+          </w:p>
+        </w:tc>
+        <w:tc>
+          <w:tcPr>
+            <w:tcW w:type="dxa" w:w="2880"/>
+          </w:tcPr>
+          <w:p>
+            <w:r>
+              <w:t>Profile</w:t>
+            </w:r>
+          </w:p>
+        </w:tc>
+        <w:tc>
+          <w:tcPr>
+            <w:tcW w:type="dxa" w:w="2880"/>
+          </w:tcPr>
+          <w:p>
+            <w:r>
+              <w:t>Avatar, name, parenting stage, bio, subscription badge, edit options</w:t>
+            </w:r>
+          </w:p>
+        </w:tc>
+      </w:tr>
+      <w:tr>
+        <w:tc>
+          <w:tcPr>
+            <w:tcW w:type="dxa" w:w="2880"/>
+          </w:tcPr>
+          <w:p>
+            <w:r>
+              <w:t>Manage Subscription</w:t>
+            </w:r>
+          </w:p>
+        </w:tc>
+        <w:tc>
+          <w:tcPr>
+            <w:tcW w:type="dxa" w:w="2880"/>
+          </w:tcPr>
+          <w:p>
+            <w:r>
+              <w:t>Profile</w:t>
+            </w:r>
+          </w:p>
+        </w:tc>
+        <w:tc>
+          <w:tcPr>
+            <w:tcW w:type="dxa" w:w="2880"/>
+          </w:tcPr>
+          <w:p>
+            <w:r>
+              <w:t>Current tier, billing period, next renewal, upgrade/cancel options</w:t>
+            </w:r>
+          </w:p>
+        </w:tc>
+      </w:tr>
+      <w:tr>
+        <w:tc>
+          <w:tcPr>
+            <w:tcW w:type="dxa" w:w="2880"/>
+          </w:tcPr>
+          <w:p>
+            <w:r>
+              <w:t>Subscription Plans</w:t>
+            </w:r>
+          </w:p>
+        </w:tc>
+        <w:tc>
+          <w:tcPr>
+            <w:tcW w:type="dxa" w:w="2880"/>
+          </w:tcPr>
+          <w:p>
+            <w:r>
+              <w:t>Profile</w:t>
+            </w:r>
+          </w:p>
+        </w:tc>
+        <w:tc>
+          <w:tcPr>
+            <w:tcW w:type="dxa" w:w="2880"/>
+          </w:tcPr>
+          <w:p>
+            <w:r>
+              <w:t>Three-tier comparison with monthly/annual toggle and purchase flow</w:t>
+            </w:r>
+          </w:p>
+        </w:tc>
+      </w:tr>
+      <w:tr>
+        <w:tc>
+          <w:tcPr>
+            <w:tcW w:type="dxa" w:w="2880"/>
+          </w:tcPr>
+          <w:p>
+            <w:r>
+              <w:t>Not Available</w:t>
+            </w:r>
+          </w:p>
+        </w:tc>
+        <w:tc>
+          <w:tcPr>
+            <w:tcW w:type="dxa" w:w="2880"/>
+          </w:tcPr>
+          <w:p>
+            <w:r>
+              <w:t>System</w:t>
+            </w:r>
+          </w:p>
+        </w:tc>
+        <w:tc>
+          <w:tcPr>
+            <w:tcW w:type="dxa" w:w="2880"/>
+          </w:tcPr>
+          <w:p>
+            <w:r>
+              <w:t>Borough not yet launched — waitlist screen</w:t>
+            </w:r>
+          </w:p>
+        </w:tc>
+      </w:tr>
+    </w:tbl>
+    <w:p>
+      <w:pPr>
+        <w:pStyle w:val="Heading1"/>
+      </w:pPr>
+      <w:r>
+        <w:t>4. Onboarding UX Flow</w:t>
+      </w:r>
+    </w:p>
+    <w:p>
+      <w:r>
+        <w:rPr>
+          <w:b w:val="0"/>
+        </w:rPr>
+        <w:t>The onboarding flow is a multi-step wizard that builds a rich user profile before the main app is shown. Each step is a full-screen card with a progress bar at the top.</w:t>
       </w:r>
     </w:p>
     <w:p>
@@ -2645,7 +2095,265 @@
         <w:pStyle w:val="ListBullet"/>
       </w:pPr>
       <w:r>
-        <w:t>Minimum touch target: 44x44px for all interactive elements</w:t>
+        <w:rPr>
+          <w:b/>
+        </w:rPr>
+        <w:t xml:space="preserve">Step 1: </w:t>
+      </w:r>
+      <w:r>
+        <w:t xml:space="preserve"> Carousel introduction (swipeable, skippable)</w:t>
+      </w:r>
+    </w:p>
+    <w:p>
+      <w:pPr>
+        <w:pStyle w:val="ListBullet"/>
+      </w:pPr>
+      <w:r>
+        <w:rPr>
+          <w:b/>
+        </w:rPr>
+        <w:t xml:space="preserve">Step 2: </w:t>
+      </w:r>
+      <w:r>
+        <w:t xml:space="preserve"> Phone number entry → OTP verification (Firebase Auth)</w:t>
+      </w:r>
+    </w:p>
+    <w:p>
+      <w:pPr>
+        <w:pStyle w:val="ListBullet"/>
+      </w:pPr>
+      <w:r>
+        <w:rPr>
+          <w:b/>
+        </w:rPr>
+        <w:t xml:space="preserve">Step 3: </w:t>
+      </w:r>
+      <w:r>
+        <w:t xml:space="preserve"> Name + password setup</w:t>
+      </w:r>
+    </w:p>
+    <w:p>
+      <w:pPr>
+        <w:pStyle w:val="ListBullet"/>
+      </w:pPr>
+      <w:r>
+        <w:rPr>
+          <w:b/>
+        </w:rPr>
+        <w:t xml:space="preserve">Step 4: </w:t>
+      </w:r>
+      <w:r>
+        <w:t xml:space="preserve"> Parent type selection (Aspiring / Expecting / New / Experienced)</w:t>
+      </w:r>
+    </w:p>
+    <w:p>
+      <w:pPr>
+        <w:pStyle w:val="ListBullet"/>
+      </w:pPr>
+      <w:r>
+        <w:rPr>
+          <w:b/>
+        </w:rPr>
+        <w:t xml:space="preserve">Step 5: </w:t>
+      </w:r>
+      <w:r>
+        <w:t xml:space="preserve"> Stage of life sub-selection</w:t>
+      </w:r>
+    </w:p>
+    <w:p>
+      <w:pPr>
+        <w:pStyle w:val="ListBullet"/>
+      </w:pPr>
+      <w:r>
+        <w:rPr>
+          <w:b/>
+        </w:rPr>
+        <w:t xml:space="preserve">Step 6: </w:t>
+      </w:r>
+      <w:r>
+        <w:t xml:space="preserve"> About you (optional bio)</w:t>
+      </w:r>
+    </w:p>
+    <w:p>
+      <w:pPr>
+        <w:pStyle w:val="ListBullet"/>
+      </w:pPr>
+      <w:r>
+        <w:rPr>
+          <w:b/>
+        </w:rPr>
+        <w:t xml:space="preserve">Step 7: </w:t>
+      </w:r>
+      <w:r>
+        <w:t xml:space="preserve"> Child info (name + DOB — repeatable)</w:t>
+      </w:r>
+    </w:p>
+    <w:p>
+      <w:pPr>
+        <w:pStyle w:val="ListBullet"/>
+      </w:pPr>
+      <w:r>
+        <w:rPr>
+          <w:b/>
+        </w:rPr>
+        <w:t xml:space="preserve">Step 8: </w:t>
+      </w:r>
+      <w:r>
+        <w:t xml:space="preserve"> Due date (expecting parents only)</w:t>
+      </w:r>
+    </w:p>
+    <w:p>
+      <w:pPr>
+        <w:pStyle w:val="ListBullet"/>
+      </w:pPr>
+      <w:r>
+        <w:rPr>
+          <w:b/>
+        </w:rPr>
+        <w:t xml:space="preserve">Step 9: </w:t>
+      </w:r>
+      <w:r>
+        <w:t xml:space="preserve"> Postcode entry — borough auto-detected</w:t>
+      </w:r>
+    </w:p>
+    <w:p>
+      <w:pPr>
+        <w:pStyle w:val="ListBullet"/>
+      </w:pPr>
+      <w:r>
+        <w:rPr>
+          <w:b/>
+        </w:rPr>
+        <w:t xml:space="preserve">Step 10: </w:t>
+      </w:r>
+      <w:r>
+        <w:t xml:space="preserve"> Profile photo (optional)</w:t>
+      </w:r>
+    </w:p>
+    <w:p>
+      <w:pPr>
+        <w:pStyle w:val="ListBullet"/>
+      </w:pPr>
+      <w:r>
+        <w:rPr>
+          <w:b/>
+        </w:rPr>
+        <w:t xml:space="preserve">Step 11: </w:t>
+      </w:r>
+      <w:r>
+        <w:t xml:space="preserve"> Welcome complete → main app with auto-assigned groups</w:t>
+      </w:r>
+    </w:p>
+    <w:p>
+      <w:pPr>
+        <w:pStyle w:val="Heading1"/>
+      </w:pPr>
+      <w:r>
+        <w:t>5. Tutorial Overlay</w:t>
+      </w:r>
+    </w:p>
+    <w:p>
+      <w:r>
+        <w:rPr>
+          <w:b w:val="0"/>
+        </w:rPr>
+        <w:t>The in-app tutorial overlay walks new users through all 5 tabs with a swipeable card interface. It launches automatically on first login and can be re-triggered from Profile settings.</w:t>
+      </w:r>
+    </w:p>
+    <w:p>
+      <w:r>
+        <w:rPr>
+          <w:b w:val="0"/>
+        </w:rPr>
+        <w:t>Each tutorial card: highlights the tab icon, provides a 2-sentence description, includes a visual illustration of the screen, and has Skip / Next / Done controls.</w:t>
+      </w:r>
+    </w:p>
+    <w:p>
+      <w:pPr>
+        <w:pStyle w:val="Heading1"/>
+      </w:pPr>
+      <w:r>
+        <w:t>6. Subscription Upgrade UX</w:t>
+      </w:r>
+    </w:p>
+    <w:p>
+      <w:r>
+        <w:rPr>
+          <w:b w:val="0"/>
+        </w:rPr>
+        <w:t>Soft paywalls are embedded at 'aha moments' — natural points where users hit a feature limit:</w:t>
+      </w:r>
+    </w:p>
+    <w:p>
+      <w:pPr>
+        <w:pStyle w:val="ListBullet"/>
+      </w:pPr>
+      <w:r>
+        <w:t>Joining a 3rd group when on Welcome tier</w:t>
+      </w:r>
+    </w:p>
+    <w:p>
+      <w:pPr>
+        <w:pStyle w:val="ListBullet"/>
+      </w:pPr>
+      <w:r>
+        <w:t>Starting a 6th DM conversation on Welcome tier</w:t>
+      </w:r>
+    </w:p>
+    <w:p>
+      <w:pPr>
+        <w:pStyle w:val="ListBullet"/>
+      </w:pPr>
+      <w:r>
+        <w:t>Reaching daily AI Chat Helper limit</w:t>
+      </w:r>
+    </w:p>
+    <w:p>
+      <w:pPr>
+        <w:pStyle w:val="ListBullet"/>
+      </w:pPr>
+      <w:r>
+        <w:t>Attempting to create a meetup on Welcome tier (meetups require Neighbour)</w:t>
+      </w:r>
+    </w:p>
+    <w:p>
+      <w:pPr>
+        <w:pStyle w:val="ListBullet"/>
+      </w:pPr>
+      <w:r>
+        <w:t>Attempting to create a private group on Welcome tier</w:t>
+      </w:r>
+    </w:p>
+    <w:p>
+      <w:pPr>
+        <w:pStyle w:val="ListBullet"/>
+      </w:pPr>
+      <w:r>
+        <w:t>Attempting to create a 3rd marketplace listing on Welcome tier</w:t>
+      </w:r>
+    </w:p>
+    <w:p>
+      <w:r>
+        <w:rPr>
+          <w:b w:val="0"/>
+        </w:rPr>
+        <w:t>The upgrade prompt is a bottom sheet with: feature gate message, tier comparison (2-column), monthly/annual toggle, and a single primary CTA. It never blocks the user from completing their current action — it appears after the action is denied.</w:t>
+      </w:r>
+    </w:p>
+    <w:p>
+      <w:pPr>
+        <w:pStyle w:val="Heading1"/>
+      </w:pPr>
+      <w:r>
+        <w:t>7. Accessibility</w:t>
+      </w:r>
+    </w:p>
+    <w:p>
+      <w:pPr>
+        <w:pStyle w:val="ListBullet"/>
+      </w:pPr>
+      <w:r>
+        <w:t>Minimum touch target: 44×44px for all interactive elements</w:t>
       </w:r>
     </w:p>
     <w:p>
@@ -2678,6 +2386,70 @@
       </w:pPr>
       <w:r>
         <w:t>Reduced motion: Animations respect system accessibility settings</w:t>
+      </w:r>
+    </w:p>
+    <w:p>
+      <w:pPr>
+        <w:pStyle w:val="ListBullet"/>
+      </w:pPr>
+      <w:r>
+        <w:t>SafeArea: All screens wrapped in SafeArea to avoid system UI overlap</w:t>
+      </w:r>
+    </w:p>
+    <w:p>
+      <w:pPr>
+        <w:pStyle w:val="Heading1"/>
+      </w:pPr>
+      <w:r>
+        <w:t>8. Colour &amp; Typography</w:t>
+      </w:r>
+    </w:p>
+    <w:p>
+      <w:r>
+        <w:rPr>
+          <w:b w:val="0"/>
+        </w:rPr>
+        <w:t>Primary: Teal (#009688) — community, warmth, trust</w:t>
+      </w:r>
+    </w:p>
+    <w:p>
+      <w:r>
+        <w:rPr>
+          <w:b w:val="0"/>
+        </w:rPr>
+        <w:t>Accent: Indigo/Purple (#6C63FF) — AI features, premium</w:t>
+      </w:r>
+    </w:p>
+    <w:p>
+      <w:r>
+        <w:rPr>
+          <w:b w:val="0"/>
+        </w:rPr>
+        <w:t>Background: White (#FFFFFF) + Light Grey (#F5F5F5)</w:t>
+      </w:r>
+    </w:p>
+    <w:p>
+      <w:r>
+        <w:rPr>
+          <w:b w:val="0"/>
+        </w:rPr>
+        <w:t>Text: Near-black (#212121) + Medium grey (#757575)</w:t>
+      </w:r>
+    </w:p>
+    <w:p>
+      <w:r>
+        <w:rPr>
+          <w:b w:val="0"/>
+        </w:rPr>
+        <w:t>Typography: Google Fonts — Poppins (headings), Inter (body)</w:t>
+      </w:r>
+    </w:p>
+    <w:p>
+      <w:r>
+        <w:rPr>
+          <w:b w:val="0"/>
+        </w:rPr>
+        <w:t>Material Design 3 components throughout — Cards, FABs, Chips, Bottom Sheets</w:t>
       </w:r>
     </w:p>
     <w:sectPr>
